--- a/Project-1/reports/2.4_Инструкция_пользователя.docx
+++ b/Project-1/reports/2.4_Инструкция_пользователя.docx
@@ -141,7 +141,7 @@
         <w:jc w:val="center"/>
       </w:pPr>
       <w:r>
-        <w:t>Версия системы 1.0.0</w:t>
+        <w:t>Версия системы 1.1.0</w:t>
       </w:r>
     </w:p>
     <w:p>
@@ -216,7 +216,7 @@
         <w:jc w:val="both"/>
       </w:pPr>
       <w:r>
-        <w:t>Настоящий документ содержит инструкцию пользователя информационной системы «ВольтМаркет», предназначенной для учёта закупок, продаж, цен и складских остатков магазина электроники.</w:t>
+        <w:t>Настоящий документ содержит инструкцию пользователя информационной системы «ВольтМаркет» версии 1.1.0, предназначенной для учёта закупок, продаж, бронирования товаров, цен и складских остатков магазина электроники.</w:t>
       </w:r>
     </w:p>
     <w:p>
@@ -225,10 +225,10 @@
         <w:jc w:val="both"/>
       </w:pPr>
       <w:r>
-        <w:t>В документе описаны назначение и условия применения системы, порядок установ</w:t>
-      </w:r>
-      <w:r>
-        <w:t>ки и запуска, выполнение основных операций для ролей «Закупщик», «Продавец» и «Администратор», действия в аварийных ситуациях и рекомендации по освоению.</w:t>
+        <w:t xml:space="preserve">В документе описаны назначение и условия </w:t>
+      </w:r>
+      <w:r>
+        <w:t>применения системы, порядок установки и запуска, выполнение основных операций для ролей «Закупщик», «Продавец» и «Администратор», действия в аварийных ситуациях и рекомендации по освоению.</w:t>
       </w:r>
     </w:p>
     <w:p>
@@ -237,10 +237,10 @@
         <w:jc w:val="both"/>
       </w:pPr>
       <w:r>
-        <w:t>Состав разделов документа соответствует требованиям ГОСТ Р 59795-2021 к документу «Руководство пользов</w:t>
-      </w:r>
-      <w:r>
-        <w:t>ателя»; документ оформлен с учётом ГОСТ 7.32-2017.</w:t>
+        <w:t>Состав разделов документа соответствует требованиям ГОСТ Р 59795-20</w:t>
+      </w:r>
+      <w:r>
+        <w:t>21 к документу «Руководство пользователя»; документ оформлен с учётом ГОСТ 7.32-2017.</w:t>
       </w:r>
     </w:p>
     <w:p>
@@ -261,7 +261,7 @@
     <w:sdt>
       <w:sdtPr>
         <w:alias w:val="Содержание"/>
-        <w:id w:val="-1619069900"/>
+        <w:id w:val="-1209417312"/>
       </w:sdtPr>
       <w:sdtEndPr/>
       <w:sdtContent>
@@ -284,7 +284,7 @@
           <w:r>
             <w:fldChar w:fldCharType="separate"/>
           </w:r>
-          <w:hyperlink w:anchor="_Toc243558548" w:history="1">
+          <w:hyperlink w:anchor="_Toc243670904" w:history="1">
             <w:r>
               <w:rPr>
                 <w:rStyle w:val="a5"/>
@@ -308,7 +308,7 @@
               <w:rPr>
                 <w:noProof/>
               </w:rPr>
-              <w:instrText xml:space="preserve"> PAGEREF _Toc243558548 \h </w:instrText>
+              <w:instrText xml:space="preserve"> PAGEREF _Toc243670904 \h </w:instrText>
             </w:r>
             <w:r>
               <w:rPr>
@@ -345,7 +345,7 @@
               <w:noProof/>
             </w:rPr>
           </w:pPr>
-          <w:hyperlink w:anchor="_Toc243558549" w:history="1">
+          <w:hyperlink w:anchor="_Toc243670905" w:history="1">
             <w:r>
               <w:rPr>
                 <w:rStyle w:val="a5"/>
@@ -369,7 +369,7 @@
               <w:rPr>
                 <w:noProof/>
               </w:rPr>
-              <w:instrText xml:space="preserve"> PAGEREF _Toc243558549 \h </w:instrText>
+              <w:instrText xml:space="preserve"> PAGEREF _Toc243670905 \h </w:instrText>
             </w:r>
             <w:r>
               <w:rPr>
@@ -406,7 +406,7 @@
               <w:noProof/>
             </w:rPr>
           </w:pPr>
-          <w:hyperlink w:anchor="_Toc243558550" w:history="1">
+          <w:hyperlink w:anchor="_Toc243670906" w:history="1">
             <w:r>
               <w:rPr>
                 <w:rStyle w:val="a5"/>
@@ -430,7 +430,7 @@
               <w:rPr>
                 <w:noProof/>
               </w:rPr>
-              <w:instrText xml:space="preserve"> PAGEREF _Toc243558550 \h </w:instrText>
+              <w:instrText xml:space="preserve"> PAGEREF _Toc243670906 \h </w:instrText>
             </w:r>
             <w:r>
               <w:rPr>
@@ -467,7 +467,7 @@
               <w:noProof/>
             </w:rPr>
           </w:pPr>
-          <w:hyperlink w:anchor="_Toc243558551" w:history="1">
+          <w:hyperlink w:anchor="_Toc243670907" w:history="1">
             <w:r>
               <w:rPr>
                 <w:rStyle w:val="a5"/>
@@ -491,7 +491,7 @@
               <w:rPr>
                 <w:noProof/>
               </w:rPr>
-              <w:instrText xml:space="preserve"> PAGEREF _Toc243558551 \h </w:instrText>
+              <w:instrText xml:space="preserve"> PAGEREF _Toc243670907 \h </w:instrText>
             </w:r>
             <w:r>
               <w:rPr>
@@ -528,7 +528,7 @@
               <w:noProof/>
             </w:rPr>
           </w:pPr>
-          <w:hyperlink w:anchor="_Toc243558552" w:history="1">
+          <w:hyperlink w:anchor="_Toc243670908" w:history="1">
             <w:r>
               <w:rPr>
                 <w:rStyle w:val="a5"/>
@@ -552,7 +552,7 @@
               <w:rPr>
                 <w:noProof/>
               </w:rPr>
-              <w:instrText xml:space="preserve"> PAGEREF _Toc243558552 \h </w:instrText>
+              <w:instrText xml:space="preserve"> PAGEREF _Toc243670908 \h </w:instrText>
             </w:r>
             <w:r>
               <w:rPr>
@@ -589,7 +589,7 @@
               <w:noProof/>
             </w:rPr>
           </w:pPr>
-          <w:hyperlink w:anchor="_Toc243558553" w:history="1">
+          <w:hyperlink w:anchor="_Toc243670909" w:history="1">
             <w:r>
               <w:rPr>
                 <w:rStyle w:val="a5"/>
@@ -613,7 +613,7 @@
               <w:rPr>
                 <w:noProof/>
               </w:rPr>
-              <w:instrText xml:space="preserve"> PAGEREF _Toc243558553 \h </w:instrText>
+              <w:instrText xml:space="preserve"> PAGEREF _Toc243670909 \h </w:instrText>
             </w:r>
             <w:r>
               <w:rPr>
@@ -650,7 +650,7 @@
               <w:noProof/>
             </w:rPr>
           </w:pPr>
-          <w:hyperlink w:anchor="_Toc243558554" w:history="1">
+          <w:hyperlink w:anchor="_Toc243670910" w:history="1">
             <w:r>
               <w:rPr>
                 <w:rStyle w:val="a5"/>
@@ -674,7 +674,7 @@
               <w:rPr>
                 <w:noProof/>
               </w:rPr>
-              <w:instrText xml:space="preserve"> PAGEREF _Toc243558554 \h </w:instrText>
+              <w:instrText xml:space="preserve"> PAGEREF _Toc243670910 \h </w:instrText>
             </w:r>
             <w:r>
               <w:rPr>
@@ -711,7 +711,7 @@
               <w:noProof/>
             </w:rPr>
           </w:pPr>
-          <w:hyperlink w:anchor="_Toc243558555" w:history="1">
+          <w:hyperlink w:anchor="_Toc243670911" w:history="1">
             <w:r>
               <w:rPr>
                 <w:rStyle w:val="a5"/>
@@ -735,7 +735,7 @@
               <w:rPr>
                 <w:noProof/>
               </w:rPr>
-              <w:instrText xml:space="preserve"> PAGEREF _Toc243558555 \h </w:instrText>
+              <w:instrText xml:space="preserve"> PAGEREF _Toc243670911 \h </w:instrText>
             </w:r>
             <w:r>
               <w:rPr>
@@ -772,7 +772,7 @@
               <w:noProof/>
             </w:rPr>
           </w:pPr>
-          <w:hyperlink w:anchor="_Toc243558556" w:history="1">
+          <w:hyperlink w:anchor="_Toc243670912" w:history="1">
             <w:r>
               <w:rPr>
                 <w:rStyle w:val="a5"/>
@@ -796,7 +796,7 @@
               <w:rPr>
                 <w:noProof/>
               </w:rPr>
-              <w:instrText xml:space="preserve"> PAGEREF _Toc243558556 \h </w:instrText>
+              <w:instrText xml:space="preserve"> PAGEREF _Toc243670912 \h </w:instrText>
             </w:r>
             <w:r>
               <w:rPr>
@@ -833,7 +833,7 @@
               <w:noProof/>
             </w:rPr>
           </w:pPr>
-          <w:hyperlink w:anchor="_Toc243558557" w:history="1">
+          <w:hyperlink w:anchor="_Toc243670913" w:history="1">
             <w:r>
               <w:rPr>
                 <w:rStyle w:val="a5"/>
@@ -857,7 +857,7 @@
               <w:rPr>
                 <w:noProof/>
               </w:rPr>
-              <w:instrText xml:space="preserve"> PAGEREF _Toc243558557 \h </w:instrText>
+              <w:instrText xml:space="preserve"> PAGEREF _Toc243670913 \h </w:instrText>
             </w:r>
             <w:r>
               <w:rPr>
@@ -894,7 +894,7 @@
               <w:noProof/>
             </w:rPr>
           </w:pPr>
-          <w:hyperlink w:anchor="_Toc243558558" w:history="1">
+          <w:hyperlink w:anchor="_Toc243670914" w:history="1">
             <w:r>
               <w:rPr>
                 <w:rStyle w:val="a5"/>
@@ -918,7 +918,7 @@
               <w:rPr>
                 <w:noProof/>
               </w:rPr>
-              <w:instrText xml:space="preserve"> PAGEREF _Toc243558558 \h </w:instrText>
+              <w:instrText xml:space="preserve"> PAGEREF _Toc243670914 \h </w:instrText>
             </w:r>
             <w:r>
               <w:rPr>
@@ -955,7 +955,7 @@
               <w:noProof/>
             </w:rPr>
           </w:pPr>
-          <w:hyperlink w:anchor="_Toc243558559" w:history="1">
+          <w:hyperlink w:anchor="_Toc243670915" w:history="1">
             <w:r>
               <w:rPr>
                 <w:rStyle w:val="a5"/>
@@ -979,7 +979,7 @@
               <w:rPr>
                 <w:noProof/>
               </w:rPr>
-              <w:instrText xml:space="preserve"> PAGEREF _Toc243558559 \h </w:instrText>
+              <w:instrText xml:space="preserve"> PAGEREF _Toc243670915 \h </w:instrText>
             </w:r>
             <w:r>
               <w:rPr>
@@ -1016,7 +1016,7 @@
               <w:noProof/>
             </w:rPr>
           </w:pPr>
-          <w:hyperlink w:anchor="_Toc243558560" w:history="1">
+          <w:hyperlink w:anchor="_Toc243670916" w:history="1">
             <w:r>
               <w:rPr>
                 <w:rStyle w:val="a5"/>
@@ -1040,7 +1040,7 @@
               <w:rPr>
                 <w:noProof/>
               </w:rPr>
-              <w:instrText xml:space="preserve"> PAGEREF _Toc243558560 \h </w:instrText>
+              <w:instrText xml:space="preserve"> PAGEREF _Toc243670916 \h </w:instrText>
             </w:r>
             <w:r>
               <w:rPr>
@@ -1077,7 +1077,7 @@
               <w:noProof/>
             </w:rPr>
           </w:pPr>
-          <w:hyperlink w:anchor="_Toc243558561" w:history="1">
+          <w:hyperlink w:anchor="_Toc243670917" w:history="1">
             <w:r>
               <w:rPr>
                 <w:rStyle w:val="a5"/>
@@ -1101,7 +1101,7 @@
               <w:rPr>
                 <w:noProof/>
               </w:rPr>
-              <w:instrText xml:space="preserve"> PAGEREF _Toc243558561 \h </w:instrText>
+              <w:instrText xml:space="preserve"> PAGEREF _Toc243670917 \h </w:instrText>
             </w:r>
             <w:r>
               <w:rPr>
@@ -1138,7 +1138,7 @@
               <w:noProof/>
             </w:rPr>
           </w:pPr>
-          <w:hyperlink w:anchor="_Toc243558562" w:history="1">
+          <w:hyperlink w:anchor="_Toc243670918" w:history="1">
             <w:r>
               <w:rPr>
                 <w:rStyle w:val="a5"/>
@@ -1162,7 +1162,7 @@
               <w:rPr>
                 <w:noProof/>
               </w:rPr>
-              <w:instrText xml:space="preserve"> PAGEREF _Toc243558562 \h </w:instrText>
+              <w:instrText xml:space="preserve"> PAGEREF _Toc243670918 \h </w:instrText>
             </w:r>
             <w:r>
               <w:rPr>
@@ -1199,7 +1199,7 @@
               <w:noProof/>
             </w:rPr>
           </w:pPr>
-          <w:hyperlink w:anchor="_Toc243558563" w:history="1">
+          <w:hyperlink w:anchor="_Toc243670919" w:history="1">
             <w:r>
               <w:rPr>
                 <w:rStyle w:val="a5"/>
@@ -1223,7 +1223,7 @@
               <w:rPr>
                 <w:noProof/>
               </w:rPr>
-              <w:instrText xml:space="preserve"> PAGEREF _Toc243558563 \h </w:instrText>
+              <w:instrText xml:space="preserve"> PAGEREF _Toc243670919 \h </w:instrText>
             </w:r>
             <w:r>
               <w:rPr>
@@ -1260,7 +1260,7 @@
               <w:noProof/>
             </w:rPr>
           </w:pPr>
-          <w:hyperlink w:anchor="_Toc243558564" w:history="1">
+          <w:hyperlink w:anchor="_Toc243670920" w:history="1">
             <w:r>
               <w:rPr>
                 <w:rStyle w:val="a5"/>
@@ -1284,7 +1284,7 @@
               <w:rPr>
                 <w:noProof/>
               </w:rPr>
-              <w:instrText xml:space="preserve"> PAGEREF _Toc243558564 \h </w:instrText>
+              <w:instrText xml:space="preserve"> PAGEREF _Toc243670920 \h </w:instrText>
             </w:r>
             <w:r>
               <w:rPr>
@@ -1321,7 +1321,7 @@
               <w:noProof/>
             </w:rPr>
           </w:pPr>
-          <w:hyperlink w:anchor="_Toc243558565" w:history="1">
+          <w:hyperlink w:anchor="_Toc243670921" w:history="1">
             <w:r>
               <w:rPr>
                 <w:rStyle w:val="a5"/>
@@ -1345,7 +1345,7 @@
               <w:rPr>
                 <w:noProof/>
               </w:rPr>
-              <w:instrText xml:space="preserve"> PAGEREF _Toc243558565 \h </w:instrText>
+              <w:instrText xml:space="preserve"> PAGEREF _Toc243670921 \h </w:instrText>
             </w:r>
             <w:r>
               <w:rPr>
@@ -1382,7 +1382,7 @@
               <w:noProof/>
             </w:rPr>
           </w:pPr>
-          <w:hyperlink w:anchor="_Toc243558566" w:history="1">
+          <w:hyperlink w:anchor="_Toc243670922" w:history="1">
             <w:r>
               <w:rPr>
                 <w:rStyle w:val="a5"/>
@@ -1406,7 +1406,7 @@
               <w:rPr>
                 <w:noProof/>
               </w:rPr>
-              <w:instrText xml:space="preserve"> PAGEREF _Toc243558566 \h </w:instrText>
+              <w:instrText xml:space="preserve"> PAGEREF _Toc243670922 \h </w:instrText>
             </w:r>
             <w:r>
               <w:rPr>
@@ -1443,13 +1443,13 @@
               <w:noProof/>
             </w:rPr>
           </w:pPr>
-          <w:hyperlink w:anchor="_Toc243558567" w:history="1">
+          <w:hyperlink w:anchor="_Toc243670923" w:history="1">
             <w:r>
               <w:rPr>
                 <w:rStyle w:val="a5"/>
                 <w:noProof/>
               </w:rPr>
-              <w:t>4.6 Оформление продажи товаров</w:t>
+              <w:t>4.6 Быстрое добавление товаров в документ</w:t>
             </w:r>
             <w:r>
               <w:rPr>
@@ -1467,7 +1467,7 @@
               <w:rPr>
                 <w:noProof/>
               </w:rPr>
-              <w:instrText xml:space="preserve"> PAGEREF _Toc243558567 \h </w:instrText>
+              <w:instrText xml:space="preserve"> PAGEREF _Toc243670923 \h </w:instrText>
             </w:r>
             <w:r>
               <w:rPr>
@@ -1484,7 +1484,7 @@
               <w:rPr>
                 <w:noProof/>
               </w:rPr>
-              <w:t>15</w:t>
+              <w:t>16</w:t>
             </w:r>
             <w:r>
               <w:rPr>
@@ -1504,13 +1504,13 @@
               <w:noProof/>
             </w:rPr>
           </w:pPr>
-          <w:hyperlink w:anchor="_Toc243558568" w:history="1">
+          <w:hyperlink w:anchor="_Toc243670924" w:history="1">
             <w:r>
               <w:rPr>
                 <w:rStyle w:val="a5"/>
                 <w:noProof/>
               </w:rPr>
-              <w:t>4.7 Печать накладных</w:t>
+              <w:t>4.7 Оформление продажи товаров</w:t>
             </w:r>
             <w:r>
               <w:rPr>
@@ -1528,7 +1528,7 @@
               <w:rPr>
                 <w:noProof/>
               </w:rPr>
-              <w:instrText xml:space="preserve"> PAGEREF _Toc243558568 \h </w:instrText>
+              <w:instrText xml:space="preserve"> PAGEREF _Toc243670924 \h </w:instrText>
             </w:r>
             <w:r>
               <w:rPr>
@@ -1565,13 +1565,13 @@
               <w:noProof/>
             </w:rPr>
           </w:pPr>
-          <w:hyperlink w:anchor="_Toc243558569" w:history="1">
+          <w:hyperlink w:anchor="_Toc243670925" w:history="1">
             <w:r>
               <w:rPr>
                 <w:rStyle w:val="a5"/>
                 <w:noProof/>
               </w:rPr>
-              <w:t>4.8 Отчёты</w:t>
+              <w:t>4.8 Бронирование товаров</w:t>
             </w:r>
             <w:r>
               <w:rPr>
@@ -1589,7 +1589,7 @@
               <w:rPr>
                 <w:noProof/>
               </w:rPr>
-              <w:instrText xml:space="preserve"> PAGEREF _Toc243558569 \h </w:instrText>
+              <w:instrText xml:space="preserve"> PAGEREF _Toc243670925 \h </w:instrText>
             </w:r>
             <w:r>
               <w:rPr>
@@ -1606,7 +1606,7 @@
               <w:rPr>
                 <w:noProof/>
               </w:rPr>
-              <w:t>18</w:t>
+              <w:t>21</w:t>
             </w:r>
             <w:r>
               <w:rPr>
@@ -1626,13 +1626,13 @@
               <w:noProof/>
             </w:rPr>
           </w:pPr>
-          <w:hyperlink w:anchor="_Toc243558570" w:history="1">
+          <w:hyperlink w:anchor="_Toc243670926" w:history="1">
             <w:r>
               <w:rPr>
                 <w:rStyle w:val="a5"/>
                 <w:noProof/>
               </w:rPr>
-              <w:t>4.9 Действия администратора</w:t>
+              <w:t>4.9 Печать накладных</w:t>
             </w:r>
             <w:r>
               <w:rPr>
@@ -1650,7 +1650,7 @@
               <w:rPr>
                 <w:noProof/>
               </w:rPr>
-              <w:instrText xml:space="preserve"> PAGEREF _Toc243558570 \h </w:instrText>
+              <w:instrText xml:space="preserve"> PAGEREF _Toc243670926 \h </w:instrText>
             </w:r>
             <w:r>
               <w:rPr>
@@ -1667,7 +1667,129 @@
               <w:rPr>
                 <w:noProof/>
               </w:rPr>
-              <w:t>20</w:t>
+              <w:t>26</w:t>
+            </w:r>
+            <w:r>
+              <w:rPr>
+                <w:noProof/>
+              </w:rPr>
+              <w:fldChar w:fldCharType="end"/>
+            </w:r>
+          </w:hyperlink>
+        </w:p>
+        <w:p>
+          <w:pPr>
+            <w:pStyle w:val="20"/>
+            <w:tabs>
+              <w:tab w:val="right" w:leader="dot" w:pos="9345"/>
+            </w:tabs>
+            <w:rPr>
+              <w:noProof/>
+            </w:rPr>
+          </w:pPr>
+          <w:hyperlink w:anchor="_Toc243670927" w:history="1">
+            <w:r>
+              <w:rPr>
+                <w:rStyle w:val="a5"/>
+                <w:noProof/>
+              </w:rPr>
+              <w:t>4.10 Отчёты</w:t>
+            </w:r>
+            <w:r>
+              <w:rPr>
+                <w:noProof/>
+              </w:rPr>
+              <w:tab/>
+            </w:r>
+            <w:r>
+              <w:rPr>
+                <w:noProof/>
+              </w:rPr>
+              <w:fldChar w:fldCharType="begin"/>
+            </w:r>
+            <w:r>
+              <w:rPr>
+                <w:noProof/>
+              </w:rPr>
+              <w:instrText xml:space="preserve"> PAGEREF _Toc243670927 \h </w:instrText>
+            </w:r>
+            <w:r>
+              <w:rPr>
+                <w:noProof/>
+              </w:rPr>
+            </w:r>
+            <w:r>
+              <w:rPr>
+                <w:noProof/>
+              </w:rPr>
+              <w:fldChar w:fldCharType="separate"/>
+            </w:r>
+            <w:r>
+              <w:rPr>
+                <w:noProof/>
+              </w:rPr>
+              <w:t>26</w:t>
+            </w:r>
+            <w:r>
+              <w:rPr>
+                <w:noProof/>
+              </w:rPr>
+              <w:fldChar w:fldCharType="end"/>
+            </w:r>
+          </w:hyperlink>
+        </w:p>
+        <w:p>
+          <w:pPr>
+            <w:pStyle w:val="20"/>
+            <w:tabs>
+              <w:tab w:val="right" w:leader="dot" w:pos="9345"/>
+            </w:tabs>
+            <w:rPr>
+              <w:noProof/>
+            </w:rPr>
+          </w:pPr>
+          <w:hyperlink w:anchor="_Toc243670928" w:history="1">
+            <w:r>
+              <w:rPr>
+                <w:rStyle w:val="a5"/>
+                <w:noProof/>
+              </w:rPr>
+              <w:t>4.11 Действия администратора</w:t>
+            </w:r>
+            <w:r>
+              <w:rPr>
+                <w:noProof/>
+              </w:rPr>
+              <w:tab/>
+            </w:r>
+            <w:r>
+              <w:rPr>
+                <w:noProof/>
+              </w:rPr>
+              <w:fldChar w:fldCharType="begin"/>
+            </w:r>
+            <w:r>
+              <w:rPr>
+                <w:noProof/>
+              </w:rPr>
+              <w:instrText xml:space="preserve"> PAGEREF _Toc243670928 \h </w:instrText>
+            </w:r>
+            <w:r>
+              <w:rPr>
+                <w:noProof/>
+              </w:rPr>
+            </w:r>
+            <w:r>
+              <w:rPr>
+                <w:noProof/>
+              </w:rPr>
+              <w:fldChar w:fldCharType="separate"/>
+            </w:r>
+            <w:r>
+              <w:rPr>
+                <w:noProof/>
+              </w:rPr>
+              <w:t>28</w:t>
             </w:r>
             <w:r>
               <w:rPr>
@@ -1687,7 +1809,7 @@
               <w:noProof/>
             </w:rPr>
           </w:pPr>
-          <w:hyperlink w:anchor="_Toc243558571" w:history="1">
+          <w:hyperlink w:anchor="_Toc243670929" w:history="1">
             <w:r>
               <w:rPr>
                 <w:rStyle w:val="a5"/>
@@ -1711,7 +1833,7 @@
               <w:rPr>
                 <w:noProof/>
               </w:rPr>
-              <w:instrText xml:space="preserve"> PAGEREF _Toc243558571 \h </w:instrText>
+              <w:instrText xml:space="preserve"> PAGEREF _Toc243670929 \h </w:instrText>
             </w:r>
             <w:r>
               <w:rPr>
@@ -1728,7 +1850,7 @@
               <w:rPr>
                 <w:noProof/>
               </w:rPr>
-              <w:t>21</w:t>
+              <w:t>29</w:t>
             </w:r>
             <w:r>
               <w:rPr>
@@ -1748,7 +1870,7 @@
               <w:noProof/>
             </w:rPr>
           </w:pPr>
-          <w:hyperlink w:anchor="_Toc243558572" w:history="1">
+          <w:hyperlink w:anchor="_Toc243670930" w:history="1">
             <w:r>
               <w:rPr>
                 <w:rStyle w:val="a5"/>
@@ -1772,7 +1894,7 @@
               <w:rPr>
                 <w:noProof/>
               </w:rPr>
-              <w:instrText xml:space="preserve"> PAGEREF _Toc243558572 \h </w:instrText>
+              <w:instrText xml:space="preserve"> PAGEREF _Toc243670930 \h </w:instrText>
             </w:r>
             <w:r>
               <w:rPr>
@@ -1789,7 +1911,7 @@
               <w:rPr>
                 <w:noProof/>
               </w:rPr>
-              <w:t>22</w:t>
+              <w:t>31</w:t>
             </w:r>
             <w:r>
               <w:rPr>
@@ -1812,7 +1934,7 @@
         <w:pageBreakBefore/>
         <w:ind w:firstLine="709"/>
       </w:pPr>
-      <w:bookmarkStart w:id="0" w:name="_Toc243558548"/>
+      <w:bookmarkStart w:id="0" w:name="_Toc243670904"/>
       <w:r>
         <w:lastRenderedPageBreak/>
         <w:t>1 Введение</w:t>
@@ -1824,7 +1946,7 @@
         <w:pStyle w:val="2"/>
         <w:ind w:firstLine="709"/>
       </w:pPr>
-      <w:bookmarkStart w:id="1" w:name="_Toc243558549"/>
+      <w:bookmarkStart w:id="1" w:name="_Toc243670905"/>
       <w:r>
         <w:t>1.1 Область применения</w:t>
       </w:r>
@@ -1836,10 +1958,10 @@
         <w:jc w:val="both"/>
       </w:pPr>
       <w:r>
-        <w:t>Информационная система «ВольтМаркет» (далее – система) применяется в магазине электроники для учёта закупок у поставщиков, продаж покупателям, цен продажи и с</w:t>
-      </w:r>
-      <w:r>
-        <w:t>кладских остатков. Настоящая инструкция предназначена для сотрудников магазина, работающих с системой: закупщика, продавца и администратора.</w:t>
+        <w:t>Информационная система «ВольтМаркет» (далее – система) применяется в магазине электроники для учёта закупок у поставщиков, продаж покупателям, цен продажи и</w:t>
+      </w:r>
+      <w:r>
+        <w:t xml:space="preserve"> складских остатков. Настоящая инструкция предназначена для сотрудников магазина, работающих с системой: закупщика, продавца и администратора.</w:t>
       </w:r>
     </w:p>
     <w:p>
@@ -1847,7 +1969,7 @@
         <w:pStyle w:val="2"/>
         <w:ind w:firstLine="709"/>
       </w:pPr>
-      <w:bookmarkStart w:id="2" w:name="_Toc243558550"/>
+      <w:bookmarkStart w:id="2" w:name="_Toc243670906"/>
       <w:r>
         <w:t>1.2 Краткое описание возможностей</w:t>
       </w:r>
@@ -1873,10 +1995,10 @@
         <w:jc w:val="both"/>
       </w:pPr>
       <w:r>
-        <w:t>вести каталог товаров с фотографиями, артикулами и характерист</w:t>
-      </w:r>
-      <w:r>
-        <w:t>иками;</w:t>
+        <w:t>вести каталог товаров с фотографиями, артикулами и характери</w:t>
+      </w:r>
+      <w:r>
+        <w:t>стиками;</w:t>
       </w:r>
     </w:p>
     <w:p>
@@ -1915,7 +2037,10 @@
         <w:jc w:val="both"/>
       </w:pPr>
       <w:r>
-        <w:t>оформлять поступление товаров от поставщиков и продажу товаров покупателям;</w:t>
+        <w:t>оформлять поступление товаров от поставщиков и продажу товаров покупателям, быстро добавлять товары подбором или по артику</w:t>
+      </w:r>
+      <w:r>
+        <w:t>лу;</w:t>
       </w:r>
     </w:p>
     <w:p>
@@ -1928,10 +2053,7 @@
         <w:jc w:val="both"/>
       </w:pPr>
       <w:r>
-        <w:t>автоматически контролировать остатки и не допуск</w:t>
-      </w:r>
-      <w:r>
-        <w:t>ать продажу отсутствующего товара;</w:t>
+        <w:t>бронировать товары за покупателями, продавать товар по брони и отменять брони;</w:t>
       </w:r>
     </w:p>
     <w:p>
@@ -1944,7 +2066,7 @@
         <w:jc w:val="both"/>
       </w:pPr>
       <w:r>
-        <w:t>печатать приходные и расходные накладные;</w:t>
+        <w:t>автоматически контролировать остатки: не допускать продажу отсутствующего товара и товара, забронированного другим покупателем;</w:t>
       </w:r>
     </w:p>
     <w:p>
@@ -1957,7 +2079,7 @@
         <w:jc w:val="both"/>
       </w:pPr>
       <w:r>
-        <w:t>получать отчёты об остатках на складе и анализ продаж с расчётом прибыли;</w:t>
+        <w:t>печатать приходные и расходные накладные;</w:t>
       </w:r>
     </w:p>
     <w:p>
@@ -1970,6 +2092,22 @@
         <w:jc w:val="both"/>
       </w:pPr>
       <w:r>
+        <w:t>пол</w:t>
+      </w:r>
+      <w:r>
+        <w:t>учать отчёты об остатках на складе и анализ продаж с расчётом прибыли;</w:t>
+      </w:r>
+    </w:p>
+    <w:p>
+      <w:pPr>
+        <w:pStyle w:val="a4"/>
+        <w:numPr>
+          <w:ilvl w:val="0"/>
+          <w:numId w:val="2"/>
+        </w:numPr>
+        <w:jc w:val="both"/>
+      </w:pPr>
+      <w:r>
         <w:t>работать с интерфейсом на русском или китайском языке.</w:t>
       </w:r>
     </w:p>
@@ -1978,7 +2116,7 @@
         <w:pStyle w:val="2"/>
         <w:ind w:firstLine="709"/>
       </w:pPr>
-      <w:bookmarkStart w:id="3" w:name="_Toc243558551"/>
+      <w:bookmarkStart w:id="3" w:name="_Toc243670907"/>
       <w:r>
         <w:t>1.3 Уровень подготовки пользователя</w:t>
       </w:r>
@@ -1990,13 +2128,14 @@
         <w:jc w:val="both"/>
       </w:pPr>
       <w:r>
-        <w:t>Для работы с с</w:t>
-      </w:r>
-      <w:r>
-        <w:t>истемой достаточно навыков работы с персональным компьютером в среде Windows. Специальные знания платформы «1С:Предприятие» не требуются. Администратору системы дополнительно необходимы базовые навыки работы в режиме «Конфигуратор» (загрузка и выгрузка инф</w:t>
-      </w:r>
-      <w:r>
-        <w:t>ормационной базы, настройка пользователей).</w:t>
+        <w:t xml:space="preserve">Для работы с системой достаточно навыков работы с персональным компьютером в среде Windows. Специальные знания платформы «1С:Предприятие» не требуются. Администратору системы дополнительно </w:t>
+      </w:r>
+      <w:r>
+        <w:lastRenderedPageBreak/>
+        <w:t xml:space="preserve">необходимы базовые навыки работы в режиме «Конфигуратор» (загрузка </w:t>
+      </w:r>
+      <w:r>
+        <w:t>и выгрузка информационной базы, настройка пользователей).</w:t>
       </w:r>
     </w:p>
     <w:p>
@@ -2004,9 +2143,8 @@
         <w:pStyle w:val="2"/>
         <w:ind w:firstLine="709"/>
       </w:pPr>
-      <w:bookmarkStart w:id="4" w:name="_Toc243558552"/>
-      <w:r>
-        <w:lastRenderedPageBreak/>
+      <w:bookmarkStart w:id="4" w:name="_Toc243670908"/>
+      <w:r>
         <w:t>1.4 Перечень эксплуатационной документации</w:t>
       </w:r>
       <w:bookmarkEnd w:id="4"/>
@@ -2148,7 +2286,14 @@
                 <w:sz w:val="24"/>
                 <w:szCs w:val="24"/>
               </w:rPr>
-              <w:t>Инструкция пользователя (настоящий документ)</w:t>
+              <w:t>Инс</w:t>
+            </w:r>
+            <w:r>
+              <w:rPr>
+                <w:sz w:val="24"/>
+                <w:szCs w:val="24"/>
+              </w:rPr>
+              <w:t>трукция пользователя (настоящий документ)</w:t>
             </w:r>
           </w:p>
         </w:tc>
@@ -2337,14 +2482,7 @@
                 <w:sz w:val="24"/>
                 <w:szCs w:val="24"/>
               </w:rPr>
-              <w:t>Документация о дизайн</w:t>
-            </w:r>
-            <w:r>
-              <w:rPr>
-                <w:sz w:val="24"/>
-                <w:szCs w:val="24"/>
-              </w:rPr>
-              <w:t>е</w:t>
+              <w:t>Документация о дизайне</w:t>
             </w:r>
           </w:p>
         </w:tc>
@@ -2449,7 +2587,7 @@
         <w:pageBreakBefore/>
         <w:ind w:firstLine="709"/>
       </w:pPr>
-      <w:bookmarkStart w:id="5" w:name="_Toc243558553"/>
+      <w:bookmarkStart w:id="5" w:name="_Toc243670909"/>
       <w:r>
         <w:lastRenderedPageBreak/>
         <w:t>2 Назначение и условия применения</w:t>
@@ -2461,7 +2599,7 @@
         <w:pStyle w:val="2"/>
         <w:ind w:firstLine="709"/>
       </w:pPr>
-      <w:bookmarkStart w:id="6" w:name="_Toc243558554"/>
+      <w:bookmarkStart w:id="6" w:name="_Toc243670910"/>
       <w:r>
         <w:t>2.1 Назначение системы</w:t>
       </w:r>
@@ -2481,7 +2619,7 @@
         <w:pStyle w:val="2"/>
         <w:ind w:firstLine="709"/>
       </w:pPr>
-      <w:bookmarkStart w:id="7" w:name="_Toc243558555"/>
+      <w:bookmarkStart w:id="7" w:name="_Toc243670911"/>
       <w:r>
         <w:t>2.2 Условия применения</w:t>
       </w:r>
@@ -3427,7 +3565,7 @@
                 <w:sz w:val="24"/>
                 <w:szCs w:val="24"/>
               </w:rPr>
-              <w:t>Продажа, Аналитика, Справочники</w:t>
+              <w:t>Продажа, Бронирование, Аналитика, Справочники</w:t>
             </w:r>
           </w:p>
         </w:tc>
@@ -3456,7 +3594,7 @@
                 <w:sz w:val="24"/>
                 <w:szCs w:val="24"/>
               </w:rPr>
-              <w:t>Покупатели, цены, продажи, отчёты об остатках и продажах</w:t>
+              <w:t>Покупатели, цены, брони, продажи, отчёты об остатках, продажах и бронях</w:t>
             </w:r>
           </w:p>
         </w:tc>
@@ -3469,7 +3607,7 @@
         <w:pageBreakBefore/>
         <w:ind w:firstLine="709"/>
       </w:pPr>
-      <w:bookmarkStart w:id="8" w:name="_Toc243558556"/>
+      <w:bookmarkStart w:id="8" w:name="_Toc243670912"/>
       <w:r>
         <w:lastRenderedPageBreak/>
         <w:t>3 Подготовка к работе</w:t>
@@ -3481,7 +3619,7 @@
         <w:pStyle w:val="2"/>
         <w:ind w:firstLine="709"/>
       </w:pPr>
-      <w:bookmarkStart w:id="9" w:name="_Toc243558557"/>
+      <w:bookmarkStart w:id="9" w:name="_Toc243670913"/>
       <w:r>
         <w:t>3.1 Состав дистрибутива</w:t>
       </w:r>
@@ -3562,7 +3700,7 @@
         <w:pStyle w:val="2"/>
         <w:ind w:firstLine="709"/>
       </w:pPr>
-      <w:bookmarkStart w:id="10" w:name="_Toc243558558"/>
+      <w:bookmarkStart w:id="10" w:name="_Toc243670914"/>
       <w:r>
         <w:t>3.2 Установка информационной базы</w:t>
       </w:r>
@@ -3588,10 +3726,7 @@
         <w:jc w:val="both"/>
       </w:pPr>
       <w:r>
-        <w:t>Запустит</w:t>
-      </w:r>
-      <w:r>
-        <w:t>ь «1С:Предприятие» и в окне запуска нажать кнопку «Добавить».</w:t>
+        <w:t>Запустить «1С:Предприятие» и в окне запуска нажать кнопку «Добавить».</w:t>
       </w:r>
     </w:p>
     <w:p>
@@ -3604,7 +3739,10 @@
         <w:jc w:val="both"/>
       </w:pPr>
       <w:r>
-        <w:t>Выбрать «Создание новой информационной базы», затем «Создание информационной базы без конфигурации», указать имя «ВольтМаркет» и пустой каталог на диске, нажать «Готово».</w:t>
+        <w:t>Выбрать «Создание новой информационной базы», затем «Создание информационной базы без конфигурации», указать имя «ВольтМаркет» и пустой каталог на диск</w:t>
+      </w:r>
+      <w:r>
+        <w:t>е, нажать «Готово».</w:t>
       </w:r>
     </w:p>
     <w:p>
@@ -3617,10 +3755,7 @@
         <w:jc w:val="both"/>
       </w:pPr>
       <w:r>
-        <w:t xml:space="preserve">Выбрать созданную базу </w:t>
-      </w:r>
-      <w:r>
-        <w:t>в списке и нажать «Конфигуратор».</w:t>
+        <w:t>Выбрать созданную базу в списке и нажать «Конфигуратор».</w:t>
       </w:r>
     </w:p>
     <w:p>
@@ -3655,10 +3790,10 @@
         <w:jc w:val="both"/>
       </w:pPr>
       <w:r>
-        <w:t>При использовании файла VoltMarket.cf (без данных) в Конфигураторе выбрать «Ко</w:t>
-      </w:r>
-      <w:r>
-        <w:t>нфигурация – Загрузить конфигурацию из файла…», затем «Конфигурация – Обновить конфигурацию базы данных» (F7). При первом запуске пустая база будет автоматически заполнена демонстрационными данными.</w:t>
+        <w:t>При использовании файла VoltMarket.</w:t>
+      </w:r>
+      <w:r>
+        <w:t>cf (без данных) в Конфигураторе выбрать «Конфигурация – Загрузить конфигурацию из файла…», затем «Конфигурация – Обновить конфигурацию базы данных» (F7). При первом запуске пустая база будет автоматически заполнена демонстрационными данными.</w:t>
       </w:r>
     </w:p>
     <w:p>
@@ -3666,9 +3801,12 @@
         <w:pStyle w:val="2"/>
         <w:ind w:firstLine="709"/>
       </w:pPr>
-      <w:bookmarkStart w:id="11" w:name="_Toc243558559"/>
-      <w:r>
-        <w:t>3.3 Запуск системы и вход</w:t>
+      <w:bookmarkStart w:id="11" w:name="_Toc243670915"/>
+      <w:r>
+        <w:t>3.3 Запуск сис</w:t>
+      </w:r>
+      <w:r>
+        <w:t>темы и вход</w:t>
       </w:r>
       <w:bookmarkEnd w:id="11"/>
     </w:p>
@@ -3678,10 +3816,7 @@
         <w:jc w:val="both"/>
       </w:pPr>
       <w:r>
-        <w:t>Выбрать базу «ВольтМаркет» в ок</w:t>
-      </w:r>
-      <w:r>
-        <w:t>не запуска и нажать «1С:Предприятие». В окне входа (рисунок 1) выбрать пользователя из списка, при наличии пароля ввести его и нажать «Войти». В учебной базе пароли пользователей не установлены.</w:t>
+        <w:t>Выбрать базу «ВольтМаркет» в окне запуска и нажать «1С:Предприятие». В окне входа (рисунок 1) выбрать пользователя из списка, при наличии пароля ввести его и нажать «Войти». В учебной базе пароли пользователей не установлены.</w:t>
       </w:r>
     </w:p>
     <w:p>
@@ -3696,7 +3831,7 @@
         </w:rPr>
         <w:lastRenderedPageBreak/>
         <w:drawing>
-          <wp:inline distT="0" distB="0" distL="0" distR="0" wp14:anchorId="4F0A1109" wp14:editId="503C6F8B">
+          <wp:inline distT="0" distB="0" distL="0" distR="0" wp14:anchorId="2D0ABE47" wp14:editId="10326B6F">
             <wp:extent cx="2162175" cy="1323975"/>
             <wp:effectExtent l="0" t="0" r="0" b="0"/>
             <wp:docPr id="1" name="Рисунок 1"/>
@@ -3741,7 +3876,10 @@
         <w:jc w:val="center"/>
       </w:pPr>
       <w:r>
-        <w:t>Рисунок 1 – Окно входа в систему</w:t>
+        <w:t>Рисунок 1 – Окно</w:t>
+      </w:r>
+      <w:r>
+        <w:t xml:space="preserve"> входа в систему</w:t>
       </w:r>
     </w:p>
     <w:p>
@@ -4252,7 +4390,7 @@
         <w:pStyle w:val="2"/>
         <w:ind w:firstLine="709"/>
       </w:pPr>
-      <w:bookmarkStart w:id="12" w:name="_Toc243558560"/>
+      <w:bookmarkStart w:id="12" w:name="_Toc243670916"/>
       <w:r>
         <w:t>3.4 Проверка работоспособности</w:t>
       </w:r>
@@ -4264,10 +4402,10 @@
         <w:jc w:val="both"/>
       </w:pPr>
       <w:r>
-        <w:t>После входа открывается начальная страница «Рабочий стол» (рисунок 2). Система работоспособна, если на ней отображаются приветствие с именем пользователя, кнопки быстрых действий и показатели (количес</w:t>
-      </w:r>
-      <w:r>
-        <w:t>тво товаров в каталоге, остаток на складе и т. д.).</w:t>
+        <w:t>После входа открывается начальная страница «Рабочий стол» (рисунок 2). Система работоспособна, если на ней отображаются приветствие с именем пользователя, кнопки быстрых действий, показатели (товары в каталоге, остаток на скл</w:t>
+      </w:r>
+      <w:r>
+        <w:t>аде, резерв по броням и т. д.) и таблицы заканчивающихся товаров и активных броней.</w:t>
       </w:r>
     </w:p>
     <w:p>
@@ -4281,8 +4419,8 @@
           <w:noProof/>
         </w:rPr>
         <w:drawing>
-          <wp:inline distT="0" distB="0" distL="0" distR="0" wp14:anchorId="39900934" wp14:editId="65BDE455">
-            <wp:extent cx="5400675" cy="3314700"/>
+          <wp:inline distT="0" distB="0" distL="0" distR="0" wp14:anchorId="7950394B" wp14:editId="15B2E663">
+            <wp:extent cx="5400675" cy="3305175"/>
             <wp:effectExtent l="0" t="0" r="0" b="0"/>
             <wp:docPr id="2" name="Рисунок 2"/>
             <wp:cNvGraphicFramePr>
@@ -4307,7 +4445,7 @@
                   <pic:spPr bwMode="auto">
                     <a:xfrm>
                       <a:off x="0" y="0"/>
-                      <a:ext cx="5400675" cy="3314700"/>
+                      <a:ext cx="5400675" cy="3305175"/>
                     </a:xfrm>
                     <a:prstGeom prst="rect">
                       <a:avLst/>
@@ -4335,7 +4473,7 @@
         <w:pageBreakBefore/>
         <w:ind w:firstLine="709"/>
       </w:pPr>
-      <w:bookmarkStart w:id="13" w:name="_Toc243558561"/>
+      <w:bookmarkStart w:id="13" w:name="_Toc243670917"/>
       <w:r>
         <w:lastRenderedPageBreak/>
         <w:t>4 Описание операций</w:t>
@@ -4347,7 +4485,7 @@
         <w:pStyle w:val="2"/>
         <w:ind w:firstLine="709"/>
       </w:pPr>
-      <w:bookmarkStart w:id="14" w:name="_Toc243558562"/>
+      <w:bookmarkStart w:id="14" w:name="_Toc243670918"/>
       <w:r>
         <w:t>4.1 Интерфейс системы</w:t>
       </w:r>
@@ -4359,10 +4497,10 @@
         <w:jc w:val="both"/>
       </w:pPr>
       <w:r>
-        <w:t>В верхней части окна расположена панель разделов: «Главное», «Покупка», «Продажа», «Аналитика», «Справочники». При выборе раздела под панелью отображаются его команды – списки документов, справочников и отчётов. Открытые формы показываются в рабочей област</w:t>
-      </w:r>
-      <w:r>
-        <w:t>и; переключаться между ними можно кнопками «назад» и «вперёд» в заголовке формы.</w:t>
+        <w:t xml:space="preserve">В верхней части окна расположена панель разделов: «Главное», «Покупка», «Продажа», «Бронирование», «Аналитика», «Справочники». При выборе раздела под панелью отображаются его команды – списки документов, справочников и отчётов. Открытые формы показываются </w:t>
+      </w:r>
+      <w:r>
+        <w:t>в рабочей области; переключаться между ними можно кнопками «назад» и «вперёд» в заголовке формы.</w:t>
       </w:r>
     </w:p>
     <w:p>
@@ -4385,7 +4523,7 @@
         <w:jc w:val="both"/>
       </w:pPr>
       <w:r>
-        <w:t>кнопки быстрых действий: «Новое поступление», «Новая продажа», «Цены товаров», «Остатки на складе», «Анализ продаж», «Обновить»;</w:t>
+        <w:t>группу кнопок «Оформить»: «Поступление», «Продажа», «Бронь» – создают новый документ;</w:t>
       </w:r>
     </w:p>
     <w:p>
@@ -4398,10 +4536,10 @@
         <w:jc w:val="both"/>
       </w:pPr>
       <w:r>
-        <w:t>показатели: товаров в к</w:t>
-      </w:r>
-      <w:r>
-        <w:t>аталоге, остаток на складе в штуках и рублях, выручка и валовая прибыль за текущий месяц;</w:t>
+        <w:t xml:space="preserve">группу кнопок «Открыть»: «Брони», «Цены товаров», </w:t>
+      </w:r>
+      <w:r>
+        <w:t>«Остатки на складе», «Анализ продаж», «Обновить»;</w:t>
       </w:r>
     </w:p>
     <w:p>
@@ -4414,7 +4552,39 @@
         <w:jc w:val="both"/>
       </w:pPr>
       <w:r>
-        <w:t>таблицу «Заканчиваются на складе» – товары с остатком менее 3 шт.; двойной щелчок по строке открывает карточку товара.</w:t>
+        <w:t>показатели: товаров в каталоге, остаток на складе в штуках и рублях, товары в резерве по броням, выручка и валовая прибыль за текущий месяц;</w:t>
+      </w:r>
+    </w:p>
+    <w:p>
+      <w:pPr>
+        <w:pStyle w:val="a4"/>
+        <w:numPr>
+          <w:ilvl w:val="0"/>
+          <w:numId w:val="2"/>
+        </w:numPr>
+        <w:jc w:val="both"/>
+      </w:pPr>
+      <w:r>
+        <w:t>таблицу «Заканчиваются» – товары со свободным остатком менее 3 шт</w:t>
+      </w:r>
+      <w:r>
+        <w:t>.; двойной щелчок открывает карточку товара, кнопка «Заказать поставщику» создаёт поступление, заполненное этими товарами;</w:t>
+      </w:r>
+    </w:p>
+    <w:p>
+      <w:pPr>
+        <w:pStyle w:val="a4"/>
+        <w:numPr>
+          <w:ilvl w:val="0"/>
+          <w:numId w:val="2"/>
+        </w:numPr>
+        <w:jc w:val="both"/>
+      </w:pPr>
+      <w:r>
+        <w:t xml:space="preserve">таблицу «Активные брони» – брони, по которым товар ещё в резерве; брони с истёкшим сроком выделены красным, двойной щелчок открывает </w:t>
+      </w:r>
+      <w:r>
+        <w:t>бронь.</w:t>
       </w:r>
     </w:p>
     <w:p>
@@ -4423,10 +4593,7 @@
         <w:jc w:val="both"/>
       </w:pPr>
       <w:r>
-        <w:t>Кнопки и показатели, недоступные пользователю п</w:t>
-      </w:r>
-      <w:r>
-        <w:t>о роли, на рабочем столе не отображаются.</w:t>
+        <w:t>Кнопки и показатели, недоступные пользователю по роли, на рабочем столе не отображаются.</w:t>
       </w:r>
     </w:p>
     <w:p>
@@ -4434,7 +4601,7 @@
         <w:pStyle w:val="2"/>
         <w:ind w:firstLine="709"/>
       </w:pPr>
-      <w:bookmarkStart w:id="15" w:name="_Toc243558563"/>
+      <w:bookmarkStart w:id="15" w:name="_Toc243670919"/>
       <w:r>
         <w:t>4.2 Работа со справочником «Номенклатура»</w:t>
       </w:r>
@@ -4446,10 +4613,10 @@
         <w:jc w:val="both"/>
       </w:pPr>
       <w:r>
-        <w:t>Справочник открывается командой «Справочники – Номенклатура» (рисунок 3). Товары сгруппированы по товарным группам. При выборе товара в правой части формы отображается карт</w:t>
-      </w:r>
-      <w:r>
-        <w:t>очка с фотографией, ценой и остатком на складе.</w:t>
+        <w:t>Справочник открывается командой «Справочники – Номенклатура» (рисунок 3). Товары сгруппированы по товарным группам. Пр</w:t>
+      </w:r>
+      <w:r>
+        <w:t>и выборе товара в правой части формы отображается карточка с фотографией, ценой, остатком на складе, количеством в резерве и свободным остатком.</w:t>
       </w:r>
     </w:p>
     <w:p>
@@ -4464,8 +4631,8 @@
         </w:rPr>
         <w:lastRenderedPageBreak/>
         <w:drawing>
-          <wp:inline distT="0" distB="0" distL="0" distR="0" wp14:anchorId="40ED85EB" wp14:editId="73375791">
-            <wp:extent cx="5400675" cy="3314700"/>
+          <wp:inline distT="0" distB="0" distL="0" distR="0" wp14:anchorId="0B3D2C6D" wp14:editId="44DDF783">
+            <wp:extent cx="5400675" cy="3305175"/>
             <wp:effectExtent l="0" t="0" r="0" b="0"/>
             <wp:docPr id="3" name="Рисунок 3"/>
             <wp:cNvGraphicFramePr>
@@ -4490,7 +4657,7 @@
                   <pic:spPr bwMode="auto">
                     <a:xfrm>
                       <a:off x="0" y="0"/>
-                      <a:ext cx="5400675" cy="3314700"/>
+                      <a:ext cx="5400675" cy="3305175"/>
                     </a:xfrm>
                     <a:prstGeom prst="rect">
                       <a:avLst/>
@@ -4545,10 +4712,7 @@
         <w:jc w:val="both"/>
       </w:pPr>
       <w:r>
-        <w:t>Заполнить наименование (обязательно), группу, артикул, производителя, единицу измерения, срок гаранти</w:t>
-      </w:r>
-      <w:r>
-        <w:t>и и описание.</w:t>
+        <w:t>Заполнить наименование (обязательно), группу, артикул, производителя, единицу измерения, срок гарантии и описание.</w:t>
       </w:r>
     </w:p>
     <w:p>
@@ -4561,7 +4725,10 @@
         <w:jc w:val="both"/>
       </w:pPr>
       <w:r>
-        <w:t>Нажать «Загрузить фото» и выбрать файл изображения (PNG, JPG, BMP, GIF). Для удаления фотографии нажать «Удалить фото».</w:t>
+        <w:t>Нажать «Загрузить фото» и выбрать файл изображения (PNG, JPG, BMP, GIF). Для удаления</w:t>
+      </w:r>
+      <w:r>
+        <w:t xml:space="preserve"> фотографии нажать «Удалить фото».</w:t>
       </w:r>
     </w:p>
     <w:p>
@@ -4583,10 +4750,10 @@
         <w:jc w:val="both"/>
       </w:pPr>
       <w:r>
-        <w:t>Форма товара показана на рисунок 4. В шапке формы выводятся текущая цена продажи и остаток на</w:t>
-      </w:r>
-      <w:r>
-        <w:t xml:space="preserve"> складе. Изменять товары может закупщик и администратор; продавцу карточка доступна только для просмотра.</w:t>
+        <w:t>Форма товара показана на рисунок 4. В шапке формы выводятся текущая цена продажи, остаток на складе и свободный остаток. Изменять товары может закупщик и администратор; продавцу карточка досту</w:t>
+      </w:r>
+      <w:r>
+        <w:t>пна только для просмотра.</w:t>
       </w:r>
     </w:p>
     <w:p>
@@ -4601,8 +4768,8 @@
         </w:rPr>
         <w:lastRenderedPageBreak/>
         <w:drawing>
-          <wp:inline distT="0" distB="0" distL="0" distR="0" wp14:anchorId="2D2755A8" wp14:editId="590DCACC">
-            <wp:extent cx="5400675" cy="3314700"/>
+          <wp:inline distT="0" distB="0" distL="0" distR="0" wp14:anchorId="126D32FC" wp14:editId="0249B196">
+            <wp:extent cx="5400675" cy="3305175"/>
             <wp:effectExtent l="0" t="0" r="0" b="0"/>
             <wp:docPr id="4" name="Рисунок 4"/>
             <wp:cNvGraphicFramePr>
@@ -4627,7 +4794,7 @@
                   <pic:spPr bwMode="auto">
                     <a:xfrm>
                       <a:off x="0" y="0"/>
-                      <a:ext cx="5400675" cy="3314700"/>
+                      <a:ext cx="5400675" cy="3305175"/>
                     </a:xfrm>
                     <a:prstGeom prst="rect">
                       <a:avLst/>
@@ -4654,7 +4821,7 @@
         <w:pStyle w:val="2"/>
         <w:ind w:firstLine="709"/>
       </w:pPr>
-      <w:bookmarkStart w:id="16" w:name="_Toc243558564"/>
+      <w:bookmarkStart w:id="16" w:name="_Toc243670920"/>
       <w:r>
         <w:t>4.3 Работа с поставщиками, покупателями и организациями</w:t>
       </w:r>
@@ -4684,8 +4851,8 @@
         </w:rPr>
         <w:lastRenderedPageBreak/>
         <w:drawing>
-          <wp:inline distT="0" distB="0" distL="0" distR="0" wp14:anchorId="0129D9DE" wp14:editId="3D97C063">
-            <wp:extent cx="5400675" cy="3314700"/>
+          <wp:inline distT="0" distB="0" distL="0" distR="0" wp14:anchorId="602E7845" wp14:editId="71C8D26C">
+            <wp:extent cx="5400675" cy="3305175"/>
             <wp:effectExtent l="0" t="0" r="0" b="0"/>
             <wp:docPr id="5" name="Рисунок 5"/>
             <wp:cNvGraphicFramePr>
@@ -4710,7 +4877,7 @@
                   <pic:spPr bwMode="auto">
                     <a:xfrm>
                       <a:off x="0" y="0"/>
-                      <a:ext cx="5400675" cy="3314700"/>
+                      <a:ext cx="5400675" cy="3305175"/>
                     </a:xfrm>
                     <a:prstGeom prst="rect">
                       <a:avLst/>
@@ -4737,7 +4904,7 @@
         <w:pStyle w:val="2"/>
         <w:ind w:firstLine="709"/>
       </w:pPr>
-      <w:bookmarkStart w:id="17" w:name="_Toc243558565"/>
+      <w:bookmarkStart w:id="17" w:name="_Toc243670921"/>
       <w:r>
         <w:t>4.4 Установка цен продажи</w:t>
       </w:r>
@@ -4776,7 +4943,10 @@
         <w:jc w:val="both"/>
       </w:pPr>
       <w:r>
-        <w:t>Указать период (дату, с которой действует цена), товар и цену.</w:t>
+        <w:t>Указ</w:t>
+      </w:r>
+      <w:r>
+        <w:t>ать период (дату, с которой действует цена), товар и цену.</w:t>
       </w:r>
     </w:p>
     <w:p>
@@ -4798,10 +4968,7 @@
         <w:jc w:val="both"/>
       </w:pPr>
       <w:r>
-        <w:t xml:space="preserve">Прежние цены сохраняются; в документах продажи используется </w:t>
-      </w:r>
-      <w:r>
-        <w:t>последняя цена, действующая на дату документа.</w:t>
+        <w:t>Прежние цены сохраняются; в документах продажи используется последняя цена, действующая на дату документа.</w:t>
       </w:r>
     </w:p>
     <w:p>
@@ -4816,8 +4983,8 @@
         </w:rPr>
         <w:lastRenderedPageBreak/>
         <w:drawing>
-          <wp:inline distT="0" distB="0" distL="0" distR="0" wp14:anchorId="01BC6C4A" wp14:editId="3492F50D">
-            <wp:extent cx="5400675" cy="3314700"/>
+          <wp:inline distT="0" distB="0" distL="0" distR="0" wp14:anchorId="403D6488" wp14:editId="0E469372">
+            <wp:extent cx="5400675" cy="3305175"/>
             <wp:effectExtent l="0" t="0" r="0" b="0"/>
             <wp:docPr id="6" name="Рисунок 6"/>
             <wp:cNvGraphicFramePr>
@@ -4842,7 +5009,7 @@
                   <pic:spPr bwMode="auto">
                     <a:xfrm>
                       <a:off x="0" y="0"/>
-                      <a:ext cx="5400675" cy="3314700"/>
+                      <a:ext cx="5400675" cy="3305175"/>
                     </a:xfrm>
                     <a:prstGeom prst="rect">
                       <a:avLst/>
@@ -4869,9 +5036,12 @@
         <w:pStyle w:val="2"/>
         <w:ind w:firstLine="709"/>
       </w:pPr>
-      <w:bookmarkStart w:id="18" w:name="_Toc243558566"/>
-      <w:r>
-        <w:t>4.5 Оформление поступления товаров</w:t>
+      <w:bookmarkStart w:id="18" w:name="_Toc243670922"/>
+      <w:r>
+        <w:t>4.5 Оформление поступления т</w:t>
+      </w:r>
+      <w:r>
+        <w:t>оваров</w:t>
       </w:r>
       <w:bookmarkEnd w:id="18"/>
     </w:p>
@@ -4895,8 +5065,8 @@
           <w:noProof/>
         </w:rPr>
         <w:drawing>
-          <wp:inline distT="0" distB="0" distL="0" distR="0" wp14:anchorId="04CFC6F9" wp14:editId="3211015F">
-            <wp:extent cx="5400675" cy="3314700"/>
+          <wp:inline distT="0" distB="0" distL="0" distR="0" wp14:anchorId="44932E51" wp14:editId="5D64B237">
+            <wp:extent cx="5400675" cy="3305175"/>
             <wp:effectExtent l="0" t="0" r="0" b="0"/>
             <wp:docPr id="7" name="Рисунок 7"/>
             <wp:cNvGraphicFramePr>
@@ -4921,7 +5091,7 @@
                   <pic:spPr bwMode="auto">
                     <a:xfrm>
                       <a:off x="0" y="0"/>
-                      <a:ext cx="5400675" cy="3314700"/>
+                      <a:ext cx="5400675" cy="3305175"/>
                     </a:xfrm>
                     <a:prstGeom prst="rect">
                       <a:avLst/>
@@ -4940,10 +5110,7 @@
         <w:jc w:val="center"/>
       </w:pPr>
       <w:r>
-        <w:t>Рисунок 7 – Список поступл</w:t>
-      </w:r>
-      <w:r>
-        <w:t>ений товаров</w:t>
+        <w:t>Рисунок 7 – Список поступлений товаров</w:t>
       </w:r>
     </w:p>
     <w:p>
@@ -4966,7 +5133,7 @@
         <w:jc w:val="both"/>
       </w:pPr>
       <w:r>
-        <w:t>Нажать «Создать» (или «Новое поступление» на рабочем столе).</w:t>
+        <w:t>Нажать «Создать» (или «Поступление» на рабочем столе).</w:t>
       </w:r>
     </w:p>
     <w:p>
@@ -4980,7 +5147,10 @@
       </w:pPr>
       <w:r>
         <w:lastRenderedPageBreak/>
-        <w:t>Выбрать поставщика. Организация заполняется автоматически.</w:t>
+        <w:t xml:space="preserve">Выбрать </w:t>
+      </w:r>
+      <w:r>
+        <w:t>поставщика. Организация заполняется автоматически.</w:t>
       </w:r>
     </w:p>
     <w:p>
@@ -4993,10 +5163,10 @@
         <w:jc w:val="both"/>
       </w:pPr>
       <w:r>
-        <w:t>В табличной части нажать «Добавить», выбрать товар, указать количество и закупочную цену. С</w:t>
-      </w:r>
-      <w:r>
-        <w:t>умма строки и итог рассчитываются автоматически.</w:t>
+        <w:t>Добавить товары удобным способом (подробнее – подраздел 4.6): кнопкой «Подбор товаров», вводом артикула в поле «Артикул или название» с нажатием Enter или кнопкой «Дозаказать заканчивающиеся», которая доба</w:t>
+      </w:r>
+      <w:r>
+        <w:t>вит все товары со свободным остатком меньше 3 шт. в количестве до 5 шт. Цена подставляется из последнего поступления товара, её можно изменить. Сумма строки и итог рассчитываются автоматически.</w:t>
       </w:r>
     </w:p>
     <w:p>
@@ -5036,8 +5206,8 @@
           <w:noProof/>
         </w:rPr>
         <w:drawing>
-          <wp:inline distT="0" distB="0" distL="0" distR="0" wp14:anchorId="516E54DB" wp14:editId="10BA2A02">
-            <wp:extent cx="5400675" cy="3314700"/>
+          <wp:inline distT="0" distB="0" distL="0" distR="0" wp14:anchorId="7B15CB2F" wp14:editId="0E20B6CC">
+            <wp:extent cx="5400675" cy="3305175"/>
             <wp:effectExtent l="0" t="0" r="0" b="0"/>
             <wp:docPr id="8" name="Рисунок 8"/>
             <wp:cNvGraphicFramePr>
@@ -5062,7 +5232,7 @@
                   <pic:spPr bwMode="auto">
                     <a:xfrm>
                       <a:off x="0" y="0"/>
-                      <a:ext cx="5400675" cy="3314700"/>
+                      <a:ext cx="5400675" cy="3305175"/>
                     </a:xfrm>
                     <a:prstGeom prst="rect">
                       <a:avLst/>
@@ -5086,22 +5256,14 @@
     </w:p>
     <w:p>
       <w:pPr>
-        <w:pStyle w:val="2"/>
         <w:ind w:firstLine="709"/>
-      </w:pPr>
-      <w:bookmarkStart w:id="19" w:name="_Toc243558567"/>
-      <w:r>
-        <w:t>4.6 Оформление продажи товаров</w:t>
-      </w:r>
-      <w:bookmarkEnd w:id="19"/>
-    </w:p>
-    <w:p>
-      <w:pPr>
-        <w:ind w:firstLine="709"/>
-        <w:jc w:val="both"/>
-      </w:pPr>
-      <w:r>
-        <w:t>Операцию выполняет продавец командой «Продажа – Продажи товаров – Создать» или кнопкой «Новая продажа» на рабочем столе. Новый документ показан на рисунок 9.</w:t>
+        <w:jc w:val="both"/>
+      </w:pPr>
+      <w:r>
+        <w:t>Кнопка «Заказать поставщику» на рабочем столе сразу открывает новое поступление с заканчив</w:t>
+      </w:r>
+      <w:r>
+        <w:t>ающимися товарами (рисунок 9).</w:t>
       </w:r>
     </w:p>
     <w:p>
@@ -5116,8 +5278,8 @@
         </w:rPr>
         <w:lastRenderedPageBreak/>
         <w:drawing>
-          <wp:inline distT="0" distB="0" distL="0" distR="0" wp14:anchorId="50EA370A" wp14:editId="444E49D5">
-            <wp:extent cx="5400675" cy="3314700"/>
+          <wp:inline distT="0" distB="0" distL="0" distR="0" wp14:anchorId="1811792B" wp14:editId="71621DEA">
+            <wp:extent cx="5400675" cy="3305175"/>
             <wp:effectExtent l="0" t="0" r="0" b="0"/>
             <wp:docPr id="9" name="Рисунок 9"/>
             <wp:cNvGraphicFramePr>
@@ -5142,7 +5304,7 @@
                   <pic:spPr bwMode="auto">
                     <a:xfrm>
                       <a:off x="0" y="0"/>
-                      <a:ext cx="5400675" cy="3314700"/>
+                      <a:ext cx="5400675" cy="3305175"/>
                     </a:xfrm>
                     <a:prstGeom prst="rect">
                       <a:avLst/>
@@ -5161,7 +5323,50 @@
         <w:jc w:val="center"/>
       </w:pPr>
       <w:r>
-        <w:t>Рисунок 9 – Новый документ продажи</w:t>
+        <w:t>Рисунок 9 – Поступление, заполненное заканчивающимися товарами</w:t>
+      </w:r>
+    </w:p>
+    <w:p>
+      <w:pPr>
+        <w:pStyle w:val="2"/>
+        <w:ind w:firstLine="709"/>
+      </w:pPr>
+      <w:bookmarkStart w:id="19" w:name="_Toc243670923"/>
+      <w:r>
+        <w:t>4.6 Быстрое добавление товаров в документ</w:t>
+      </w:r>
+      <w:bookmarkEnd w:id="19"/>
+    </w:p>
+    <w:p>
+      <w:pPr>
+        <w:ind w:firstLine="709"/>
+        <w:jc w:val="both"/>
+      </w:pPr>
+      <w:r>
+        <w:t>Формы поступления, продажи и брони устроены одинаково. Над табличной частью находятся кнопка «Подбор товаров» и поле «</w:t>
+      </w:r>
+      <w:r>
+        <w:t>Артикул или название», справа от таблицы – карточка текущего товара с фотографией, ценой, остатком на складе, резервом и свободным остатком.</w:t>
+      </w:r>
+    </w:p>
+    <w:p>
+      <w:pPr>
+        <w:keepNext/>
+        <w:ind w:firstLine="709"/>
+        <w:jc w:val="both"/>
+      </w:pPr>
+      <w:r>
+        <w:rPr>
+          <w:b/>
+          <w:bCs/>
+        </w:rPr>
+        <w:t>Подбор товаров.</w:t>
+      </w:r>
+      <w:r>
+        <w:t xml:space="preserve"> Кнопка «Подбор товаров» открывает список всех товаров с ценой, остатком на складе, резервом и свобо</w:t>
+      </w:r>
+      <w:r>
+        <w:t>дным остатком (рисунок 10). Порядок работы:</w:t>
       </w:r>
     </w:p>
     <w:p>
@@ -5174,7 +5379,7 @@
         <w:jc w:val="both"/>
       </w:pPr>
       <w:r>
-        <w:t>Выбрать покупателя.</w:t>
+        <w:t>При необходимости ввести часть названия или артикул в поле «Поиск» (список фильтруется по мере ввода) или выбрать группу товаров. Флажок «Только свободные» скрывает товары без свободного остатка.</w:t>
       </w:r>
     </w:p>
     <w:p>
@@ -5187,10 +5392,10 @@
         <w:jc w:val="both"/>
       </w:pPr>
       <w:r>
-        <w:t>Нажать «До</w:t>
-      </w:r>
-      <w:r>
-        <w:t>бавить» и выбрать товар. Цена подставится из прайса, количество – 1 шт.; под таблицей отобразится остаток товара на складе.</w:t>
+        <w:t>Вписать нужное к</w:t>
+      </w:r>
+      <w:r>
+        <w:t>оличество в колонку «Добавить» или дважды щёлкнуть по товару – каждый щелчок добавляет 1 шт. Внизу формы выводится итог: число позиций, штук и сумма.</w:t>
       </w:r>
     </w:p>
     <w:p>
@@ -5203,32 +5408,11 @@
         <w:jc w:val="both"/>
       </w:pPr>
       <w:r>
-        <w:t>Изменить количество при необходимости. Кнопка «Заполнить цены по прайсу» обновляет цены всех строк.</w:t>
-      </w:r>
-    </w:p>
-    <w:p>
-      <w:pPr>
-        <w:pStyle w:val="a4"/>
-        <w:numPr>
-          <w:ilvl w:val="0"/>
-          <w:numId w:val="7"/>
-        </w:numPr>
-        <w:jc w:val="both"/>
-      </w:pPr>
-      <w:r>
-        <w:t>Нажать «Провести и закрыть».</w:t>
-      </w:r>
-    </w:p>
-    <w:p>
-      <w:pPr>
-        <w:ind w:firstLine="709"/>
-        <w:jc w:val="both"/>
-      </w:pPr>
-      <w:r>
-        <w:t>Зап</w:t>
-      </w:r>
-      <w:r>
-        <w:t>олненный документ показан на рисунок 10. Если товара на складе недостаточно, система не проведёт документ и выведет сообщение с требуемым и имеющимся количеством.</w:t>
+        <w:lastRenderedPageBreak/>
+        <w:t>Нажать «Перенести в документ». Выбранные товары добавятся в табличную часть; если товар уже есть в докумен</w:t>
+      </w:r>
+      <w:r>
+        <w:t>те, увеличится его количество.</w:t>
       </w:r>
     </w:p>
     <w:p>
@@ -5241,10 +5425,9 @@
         <w:rPr>
           <w:noProof/>
         </w:rPr>
-        <w:lastRenderedPageBreak/>
         <w:drawing>
-          <wp:inline distT="0" distB="0" distL="0" distR="0" wp14:anchorId="0A7349FF" wp14:editId="03EA7868">
-            <wp:extent cx="5400675" cy="3314700"/>
+          <wp:inline distT="0" distB="0" distL="0" distR="0" wp14:anchorId="5C229C28" wp14:editId="36CD9801">
+            <wp:extent cx="5400675" cy="3305175"/>
             <wp:effectExtent l="0" t="0" r="0" b="0"/>
             <wp:docPr id="10" name="Рисунок 10"/>
             <wp:cNvGraphicFramePr>
@@ -5269,7 +5452,7 @@
                   <pic:spPr bwMode="auto">
                     <a:xfrm>
                       <a:off x="0" y="0"/>
-                      <a:ext cx="5400675" cy="3314700"/>
+                      <a:ext cx="5400675" cy="3305175"/>
                     </a:xfrm>
                     <a:prstGeom prst="rect">
                       <a:avLst/>
@@ -5288,7 +5471,7 @@
         <w:jc w:val="center"/>
       </w:pPr>
       <w:r>
-        <w:t>Рисунок 10 – Заполненный документ продажи</w:t>
+        <w:t>Рисунок 10 – Форма «Подбор товаров»</w:t>
       </w:r>
     </w:p>
     <w:p>
@@ -5297,10 +5480,29 @@
         <w:jc w:val="both"/>
       </w:pPr>
       <w:r>
-        <w:t>Чтобы отменить продажу, в списке документов выдел</w:t>
-      </w:r>
-      <w:r>
-        <w:t>ить документ и выбрать команду «Ещё – Отмена проведения». Остаток товара восстановится, а документ в списке станет серым (рисунок 11).</w:t>
+        <w:t>Если количество в подборе больше свободного остатка, строка выделяется красным, а в итоге выводится предупреждение – такую продажу провести не получится.</w:t>
+      </w:r>
+    </w:p>
+    <w:p>
+      <w:pPr>
+        <w:ind w:firstLine="709"/>
+        <w:jc w:val="both"/>
+      </w:pPr>
+      <w:r>
+        <w:rPr>
+          <w:b/>
+          <w:bCs/>
+        </w:rPr>
+        <w:t>Ввод по артикулу.</w:t>
+      </w:r>
+      <w:r>
+        <w:t xml:space="preserve"> В поле «Артикул</w:t>
+      </w:r>
+      <w:r>
+        <w:t xml:space="preserve"> или название» ввести артикул (например, VM-SP-003) или часть названия (например, JBL) и нажать Enter. Найденный товар добавится в документ, повторный ввод того же артикула увеличит количество на 1 (рисунок 11). Если найдено несколько товаров или ни одного</w:t>
+      </w:r>
+      <w:r>
+        <w:t>, система выведет подсказку.</w:t>
       </w:r>
     </w:p>
     <w:p>
@@ -5313,9 +5515,10 @@
         <w:rPr>
           <w:noProof/>
         </w:rPr>
+        <w:lastRenderedPageBreak/>
         <w:drawing>
-          <wp:inline distT="0" distB="0" distL="0" distR="0" wp14:anchorId="5519ED2B" wp14:editId="5EAC7E16">
-            <wp:extent cx="5400675" cy="3314700"/>
+          <wp:inline distT="0" distB="0" distL="0" distR="0" wp14:anchorId="084D204E" wp14:editId="11DCFDD2">
+            <wp:extent cx="5400675" cy="3305175"/>
             <wp:effectExtent l="0" t="0" r="0" b="0"/>
             <wp:docPr id="11" name="Рисунок 11"/>
             <wp:cNvGraphicFramePr>
@@ -5340,7 +5543,7 @@
                   <pic:spPr bwMode="auto">
                     <a:xfrm>
                       <a:off x="0" y="0"/>
-                      <a:ext cx="5400675" cy="3314700"/>
+                      <a:ext cx="5400675" cy="3305175"/>
                     </a:xfrm>
                     <a:prstGeom prst="rect">
                       <a:avLst/>
@@ -5359,7 +5562,7 @@
         <w:jc w:val="center"/>
       </w:pPr>
       <w:r>
-        <w:t>Рисунок 11 – Список продаж: непроведённый документ выделен серым</w:t>
+        <w:t>Рисунок 11 – Товары добавлены вводом артикула</w:t>
       </w:r>
     </w:p>
     <w:p>
@@ -5367,10 +5570,9 @@
         <w:pStyle w:val="2"/>
         <w:ind w:firstLine="709"/>
       </w:pPr>
-      <w:bookmarkStart w:id="20" w:name="_Toc243558568"/>
-      <w:r>
-        <w:lastRenderedPageBreak/>
-        <w:t>4.7 Печать накладных</w:t>
+      <w:bookmarkStart w:id="20" w:name="_Toc243670924"/>
+      <w:r>
+        <w:t>4.7 Оформление продажи товаров</w:t>
       </w:r>
       <w:bookmarkEnd w:id="20"/>
     </w:p>
@@ -5380,13 +5582,7 @@
         <w:jc w:val="both"/>
       </w:pPr>
       <w:r>
-        <w:t>В форме документа поступления или</w:t>
-      </w:r>
-      <w:r>
-        <w:t xml:space="preserve"> продажи нажать «Печать накладной». Если документ не записан, система запишет его автоматически. Откроется печатная форма (рисунок 12). Для печати нажать кнопку с изображением принтера, для сохранения в файл (PDF, Excel, Word) – кнопку «Сохранить» в правой</w:t>
-      </w:r>
-      <w:r>
-        <w:t xml:space="preserve"> части заголовка формы.</w:t>
+        <w:t>Операцию выполняет продавец командой «Продажа – Продажи товаров – Создать» или кнопкой «Продажа» на рабочем столе. Новый документ показан на рисунок 12.</w:t>
       </w:r>
     </w:p>
     <w:p>
@@ -5400,8 +5596,8 @@
           <w:noProof/>
         </w:rPr>
         <w:drawing>
-          <wp:inline distT="0" distB="0" distL="0" distR="0" wp14:anchorId="1A6DE850" wp14:editId="05760222">
-            <wp:extent cx="5400675" cy="3314700"/>
+          <wp:inline distT="0" distB="0" distL="0" distR="0" wp14:anchorId="66021E94" wp14:editId="7A5C03EE">
+            <wp:extent cx="5400675" cy="3305175"/>
             <wp:effectExtent l="0" t="0" r="0" b="0"/>
             <wp:docPr id="12" name="Рисунок 12"/>
             <wp:cNvGraphicFramePr>
@@ -5426,7 +5622,7 @@
                   <pic:spPr bwMode="auto">
                     <a:xfrm>
                       <a:off x="0" y="0"/>
-                      <a:ext cx="5400675" cy="3314700"/>
+                      <a:ext cx="5400675" cy="3305175"/>
                     </a:xfrm>
                     <a:prstGeom prst="rect">
                       <a:avLst/>
@@ -5445,30 +5641,75 @@
         <w:jc w:val="center"/>
       </w:pPr>
       <w:r>
-        <w:t>Рисунок 12 – Печатная форма расходной накладной</w:t>
-      </w:r>
-    </w:p>
-    <w:p>
-      <w:pPr>
-        <w:pStyle w:val="2"/>
+        <w:t>Рисунок 12 – Новый документ продажи</w:t>
+      </w:r>
+    </w:p>
+    <w:p>
+      <w:pPr>
+        <w:pStyle w:val="a4"/>
+        <w:numPr>
+          <w:ilvl w:val="0"/>
+          <w:numId w:val="8"/>
+        </w:numPr>
+        <w:jc w:val="both"/>
+      </w:pPr>
+      <w:r>
+        <w:t>Выбрать покупателя.</w:t>
+      </w:r>
+    </w:p>
+    <w:p>
+      <w:pPr>
+        <w:pStyle w:val="a4"/>
+        <w:numPr>
+          <w:ilvl w:val="0"/>
+          <w:numId w:val="8"/>
+        </w:numPr>
+        <w:jc w:val="both"/>
+      </w:pPr>
+      <w:r>
+        <w:lastRenderedPageBreak/>
+        <w:t>Добавить товары подбором, вводом артикула или кнопкой «Добавить». Цена подставится из прайса, количество – 1 шт.; в карточке справа отобразятся остаток товара на складе и свободный остаток.</w:t>
+      </w:r>
+    </w:p>
+    <w:p>
+      <w:pPr>
+        <w:pStyle w:val="a4"/>
+        <w:numPr>
+          <w:ilvl w:val="0"/>
+          <w:numId w:val="8"/>
+        </w:numPr>
+        <w:jc w:val="both"/>
+      </w:pPr>
+      <w:r>
+        <w:t>Изменить количество при необходимости. Кнопка «Заполнить цены по п</w:t>
+      </w:r>
+      <w:r>
+        <w:t>райсу» обновляет цены всех строк.</w:t>
+      </w:r>
+    </w:p>
+    <w:p>
+      <w:pPr>
+        <w:pStyle w:val="a4"/>
+        <w:numPr>
+          <w:ilvl w:val="0"/>
+          <w:numId w:val="8"/>
+        </w:numPr>
+        <w:jc w:val="both"/>
+      </w:pPr>
+      <w:r>
+        <w:t>Нажать «Провести и закрыть».</w:t>
+      </w:r>
+    </w:p>
+    <w:p>
+      <w:pPr>
         <w:ind w:firstLine="709"/>
-      </w:pPr>
-      <w:bookmarkStart w:id="21" w:name="_Toc243558569"/>
-      <w:r>
-        <w:t>4.8 Отчёты</w:t>
-      </w:r>
-      <w:bookmarkEnd w:id="21"/>
-    </w:p>
-    <w:p>
-      <w:pPr>
-        <w:ind w:firstLine="709"/>
-        <w:jc w:val="both"/>
-      </w:pPr>
-      <w:r>
-        <w:t>Отчёты открываются из раздела «Аналитика» или кнопками рабочего стола. Отчёт «Остатки товаров» (рисунок 13) показывает текущие остатки по группам: количество, себестоимост</w:t>
-      </w:r>
-      <w:r>
-        <w:t>ь, цену продажи и стоимость в ценах продажи; товары с остатком менее 3 шт. выделены цветом.</w:t>
+        <w:jc w:val="both"/>
+      </w:pPr>
+      <w:r>
+        <w:t>Заполненный документ показан на рисунок 13. Продать можно только свободный остаток: если часть товара забронирована другими покупателями, система не проведёт документ и выведет сообщение с коли</w:t>
+      </w:r>
+      <w:r>
+        <w:t>чеством на складе, в чужом резерве и доступным к продаже (рисунок 14).</w:t>
       </w:r>
     </w:p>
     <w:p>
@@ -5481,10 +5722,9 @@
         <w:rPr>
           <w:noProof/>
         </w:rPr>
-        <w:lastRenderedPageBreak/>
         <w:drawing>
-          <wp:inline distT="0" distB="0" distL="0" distR="0" wp14:anchorId="1B3C8741" wp14:editId="7C1D853A">
-            <wp:extent cx="5400675" cy="3314700"/>
+          <wp:inline distT="0" distB="0" distL="0" distR="0" wp14:anchorId="370FBE71" wp14:editId="7209CDFD">
+            <wp:extent cx="5400675" cy="3305175"/>
             <wp:effectExtent l="0" t="0" r="0" b="0"/>
             <wp:docPr id="13" name="Рисунок 13"/>
             <wp:cNvGraphicFramePr>
@@ -5509,7 +5749,7 @@
                   <pic:spPr bwMode="auto">
                     <a:xfrm>
                       <a:off x="0" y="0"/>
-                      <a:ext cx="5400675" cy="3314700"/>
+                      <a:ext cx="5400675" cy="3305175"/>
                     </a:xfrm>
                     <a:prstGeom prst="rect">
                       <a:avLst/>
@@ -5528,19 +5768,7 @@
         <w:jc w:val="center"/>
       </w:pPr>
       <w:r>
-        <w:t>Рисунок 13 – Отчёт «Остатки товаров»</w:t>
-      </w:r>
-    </w:p>
-    <w:p>
-      <w:pPr>
-        <w:ind w:firstLine="709"/>
-        <w:jc w:val="both"/>
-      </w:pPr>
-      <w:r>
-        <w:t>Отчёт «Анализ продаж» (рисунок 14) показывает количество, выручку, себестоимость и валовую прибыль. Порядок работы: указать период (по умолчанию – текущий год), нажать «Сформировать». Кнопка «Выбрать вариант…» переключает варианты «Продажи по товарам» и «П</w:t>
-      </w:r>
-      <w:r>
-        <w:t>родажи по покупателям»; кнопка «Настройки…» позволяет изменить отборы и группировки.</w:t>
+        <w:t>Рисунок 13 – Заполненный документ продажи</w:t>
       </w:r>
     </w:p>
     <w:p>
@@ -5553,9 +5781,10 @@
         <w:rPr>
           <w:noProof/>
         </w:rPr>
+        <w:lastRenderedPageBreak/>
         <w:drawing>
-          <wp:inline distT="0" distB="0" distL="0" distR="0" wp14:anchorId="138D0041" wp14:editId="234F6C98">
-            <wp:extent cx="5400675" cy="3314700"/>
+          <wp:inline distT="0" distB="0" distL="0" distR="0" wp14:anchorId="7D30540C" wp14:editId="42155B5A">
+            <wp:extent cx="5400675" cy="3305175"/>
             <wp:effectExtent l="0" t="0" r="0" b="0"/>
             <wp:docPr id="14" name="Рисунок 14"/>
             <wp:cNvGraphicFramePr>
@@ -5580,7 +5809,7 @@
                   <pic:spPr bwMode="auto">
                     <a:xfrm>
                       <a:off x="0" y="0"/>
-                      <a:ext cx="5400675" cy="3314700"/>
+                      <a:ext cx="5400675" cy="3305175"/>
                     </a:xfrm>
                     <a:prstGeom prst="rect">
                       <a:avLst/>
@@ -5599,7 +5828,78 @@
         <w:jc w:val="center"/>
       </w:pPr>
       <w:r>
-        <w:t>Рисунок 14 – Отчёт «Анализ продаж»</w:t>
+        <w:t>Рисунок 14 – Сообщение о нехватке свободного остатка</w:t>
+      </w:r>
+    </w:p>
+    <w:p>
+      <w:pPr>
+        <w:ind w:firstLine="709"/>
+        <w:jc w:val="both"/>
+      </w:pPr>
+      <w:r>
+        <w:t>Чтобы отменить продажу, в списке документов выделить документ и выбрать команду «Ещё –</w:t>
+      </w:r>
+      <w:r>
+        <w:t xml:space="preserve"> Отмена проведения». Остаток товара восстановится, а документ в списке станет серым (рисунок 15).</w:t>
+      </w:r>
+    </w:p>
+    <w:p>
+      <w:pPr>
+        <w:keepNext/>
+        <w:spacing w:before="120" w:line="240" w:lineRule="auto"/>
+        <w:jc w:val="center"/>
+      </w:pPr>
+      <w:r>
+        <w:rPr>
+          <w:noProof/>
+        </w:rPr>
+        <w:drawing>
+          <wp:inline distT="0" distB="0" distL="0" distR="0" wp14:anchorId="485E6370" wp14:editId="68198E0F">
+            <wp:extent cx="5400675" cy="3305175"/>
+            <wp:effectExtent l="0" t="0" r="0" b="0"/>
+            <wp:docPr id="15" name="Рисунок 15"/>
+            <wp:cNvGraphicFramePr>
+              <a:graphicFrameLocks xmlns:a="http://schemas.openxmlformats.org/drawingml/2006/main" noChangeAspect="1"/>
+            </wp:cNvGraphicFramePr>
+            <a:graphic xmlns:a="http://schemas.openxmlformats.org/drawingml/2006/main">
+              <a:graphicData uri="http://schemas.openxmlformats.org/drawingml/2006/picture">
+                <pic:pic xmlns:pic="http://schemas.openxmlformats.org/drawingml/2006/picture">
+                  <pic:nvPicPr>
+                    <pic:cNvPr id="0" name=""/>
+                    <pic:cNvPicPr>
+                      <a:picLocks noChangeAspect="1" noChangeArrowheads="1"/>
+                    </pic:cNvPicPr>
+                  </pic:nvPicPr>
+                  <pic:blipFill>
+                    <a:blip r:embed="rId21"/>
+                    <a:srcRect/>
+                    <a:stretch>
+                      <a:fillRect/>
+                    </a:stretch>
+                  </pic:blipFill>
+                  <pic:spPr bwMode="auto">
+                    <a:xfrm>
+                      <a:off x="0" y="0"/>
+                      <a:ext cx="5400675" cy="3305175"/>
+                    </a:xfrm>
+                    <a:prstGeom prst="rect">
+                      <a:avLst/>
+                    </a:prstGeom>
+                  </pic:spPr>
+                </pic:pic>
+              </a:graphicData>
+            </a:graphic>
+          </wp:inline>
+        </w:drawing>
+      </w:r>
+    </w:p>
+    <w:p>
+      <w:pPr>
+        <w:spacing w:after="120"/>
+        <w:jc w:val="center"/>
+      </w:pPr>
+      <w:r>
+        <w:t>Рисунок 15 – Список продаж: непроведённый документ выделен серым</w:t>
       </w:r>
     </w:p>
     <w:p>
@@ -5607,10 +5907,610 @@
         <w:pStyle w:val="2"/>
         <w:ind w:firstLine="709"/>
       </w:pPr>
-      <w:bookmarkStart w:id="22" w:name="_Toc243558570"/>
+      <w:bookmarkStart w:id="21" w:name="_Toc243670925"/>
       <w:r>
         <w:lastRenderedPageBreak/>
-        <w:t>4.9 Действия администратора</w:t>
+        <w:t>4.8 Бронирование товаров</w:t>
+      </w:r>
+      <w:bookmarkEnd w:id="21"/>
+    </w:p>
+    <w:p>
+      <w:pPr>
+        <w:ind w:firstLine="709"/>
+        <w:jc w:val="both"/>
+      </w:pPr>
+      <w:r>
+        <w:t>Бронь закрепляет товар за покупателем: забронированный товар уходи</w:t>
+      </w:r>
+      <w:r>
+        <w:t>т из свободного остатка, и продать его другому покупателю нельзя. Если покупатель выкупил товар – оформляется продажа по брони, и товар списывается со склада. Если покупатель отказался – бронь отменяется, и товар возвращается в свободный остаток. Брони офо</w:t>
+      </w:r>
+      <w:r>
+        <w:t>рмляет продавец в разделе «Бронирование».</w:t>
+      </w:r>
+    </w:p>
+    <w:p>
+      <w:pPr>
+        <w:keepNext/>
+        <w:ind w:firstLine="709"/>
+        <w:jc w:val="both"/>
+      </w:pPr>
+      <w:r>
+        <w:rPr>
+          <w:b/>
+          <w:bCs/>
+        </w:rPr>
+        <w:t>Создание брони</w:t>
+      </w:r>
+      <w:r>
+        <w:t xml:space="preserve"> (рисунок 16):</w:t>
+      </w:r>
+    </w:p>
+    <w:p>
+      <w:pPr>
+        <w:pStyle w:val="a4"/>
+        <w:numPr>
+          <w:ilvl w:val="0"/>
+          <w:numId w:val="9"/>
+        </w:numPr>
+        <w:jc w:val="both"/>
+      </w:pPr>
+      <w:r>
+        <w:t>Нажать «Бронирование – Брони товаров – Создать» или кнопку «Бронь» на рабочем столе.</w:t>
+      </w:r>
+    </w:p>
+    <w:p>
+      <w:pPr>
+        <w:pStyle w:val="a4"/>
+        <w:numPr>
+          <w:ilvl w:val="0"/>
+          <w:numId w:val="9"/>
+        </w:numPr>
+        <w:jc w:val="both"/>
+      </w:pPr>
+      <w:r>
+        <w:t>Выбрать покупателя и указать срок брони в поле «Бронь действует до» (по умолчанию – через 3 дня).</w:t>
+      </w:r>
+    </w:p>
+    <w:p>
+      <w:pPr>
+        <w:pStyle w:val="a4"/>
+        <w:numPr>
+          <w:ilvl w:val="0"/>
+          <w:numId w:val="9"/>
+        </w:numPr>
+        <w:jc w:val="both"/>
+      </w:pPr>
+      <w:r>
+        <w:t>До</w:t>
+      </w:r>
+      <w:r>
+        <w:t>бавить товары подбором, вводом артикула или кнопкой «Добавить». В карточке справа видно, сколько товара свободно.</w:t>
+      </w:r>
+    </w:p>
+    <w:p>
+      <w:pPr>
+        <w:pStyle w:val="a4"/>
+        <w:numPr>
+          <w:ilvl w:val="0"/>
+          <w:numId w:val="9"/>
+        </w:numPr>
+        <w:jc w:val="both"/>
+      </w:pPr>
+      <w:r>
+        <w:t>Нажать «Провести и закрыть». После проведения товар числится в резерве покупателя.</w:t>
+      </w:r>
+    </w:p>
+    <w:p>
+      <w:pPr>
+        <w:keepNext/>
+        <w:spacing w:before="120" w:line="240" w:lineRule="auto"/>
+        <w:jc w:val="center"/>
+      </w:pPr>
+      <w:r>
+        <w:rPr>
+          <w:noProof/>
+        </w:rPr>
+        <w:drawing>
+          <wp:inline distT="0" distB="0" distL="0" distR="0" wp14:anchorId="376BD581" wp14:editId="3EEA7999">
+            <wp:extent cx="5400675" cy="3305175"/>
+            <wp:effectExtent l="0" t="0" r="0" b="0"/>
+            <wp:docPr id="16" name="Рисунок 16"/>
+            <wp:cNvGraphicFramePr>
+              <a:graphicFrameLocks xmlns:a="http://schemas.openxmlformats.org/drawingml/2006/main" noChangeAspect="1"/>
+            </wp:cNvGraphicFramePr>
+            <a:graphic xmlns:a="http://schemas.openxmlformats.org/drawingml/2006/main">
+              <a:graphicData uri="http://schemas.openxmlformats.org/drawingml/2006/picture">
+                <pic:pic xmlns:pic="http://schemas.openxmlformats.org/drawingml/2006/picture">
+                  <pic:nvPicPr>
+                    <pic:cNvPr id="0" name=""/>
+                    <pic:cNvPicPr>
+                      <a:picLocks noChangeAspect="1" noChangeArrowheads="1"/>
+                    </pic:cNvPicPr>
+                  </pic:nvPicPr>
+                  <pic:blipFill>
+                    <a:blip r:embed="rId22"/>
+                    <a:srcRect/>
+                    <a:stretch>
+                      <a:fillRect/>
+                    </a:stretch>
+                  </pic:blipFill>
+                  <pic:spPr bwMode="auto">
+                    <a:xfrm>
+                      <a:off x="0" y="0"/>
+                      <a:ext cx="5400675" cy="3305175"/>
+                    </a:xfrm>
+                    <a:prstGeom prst="rect">
+                      <a:avLst/>
+                    </a:prstGeom>
+                  </pic:spPr>
+                </pic:pic>
+              </a:graphicData>
+            </a:graphic>
+          </wp:inline>
+        </w:drawing>
+      </w:r>
+    </w:p>
+    <w:p>
+      <w:pPr>
+        <w:spacing w:after="120"/>
+        <w:jc w:val="center"/>
+      </w:pPr>
+      <w:r>
+        <w:t>Рисунок 16 – Новая бронь товаров</w:t>
+      </w:r>
+    </w:p>
+    <w:p>
+      <w:pPr>
+        <w:ind w:firstLine="709"/>
+        <w:jc w:val="both"/>
+      </w:pPr>
+      <w:r>
+        <w:lastRenderedPageBreak/>
+        <w:t>Забронировать можно только свободный остаток. Если товара не хватает, бронь не проводится и выводится сообщение «Нельзя забронировать … свободно N шт.» (рисунок 17).</w:t>
+      </w:r>
+    </w:p>
+    <w:p>
+      <w:pPr>
+        <w:keepNext/>
+        <w:spacing w:before="120" w:line="240" w:lineRule="auto"/>
+        <w:jc w:val="center"/>
+      </w:pPr>
+      <w:r>
+        <w:rPr>
+          <w:noProof/>
+        </w:rPr>
+        <w:drawing>
+          <wp:inline distT="0" distB="0" distL="0" distR="0" wp14:anchorId="4447C437" wp14:editId="103F3F76">
+            <wp:extent cx="5400675" cy="3305175"/>
+            <wp:effectExtent l="0" t="0" r="0" b="0"/>
+            <wp:docPr id="17" name="Рисунок 17"/>
+            <wp:cNvGraphicFramePr>
+              <a:graphicFrameLocks xmlns:a="http://schemas.openxmlformats.org/drawingml/2006/main" noChangeAspect="1"/>
+            </wp:cNvGraphicFramePr>
+            <a:graphic xmlns:a="http://schemas.openxmlformats.org/drawingml/2006/main">
+              <a:graphicData uri="http://schemas.openxmlformats.org/drawingml/2006/picture">
+                <pic:pic xmlns:pic="http://schemas.openxmlformats.org/drawingml/2006/picture">
+                  <pic:nvPicPr>
+                    <pic:cNvPr id="0" name=""/>
+                    <pic:cNvPicPr>
+                      <a:picLocks noChangeAspect="1" noChangeArrowheads="1"/>
+                    </pic:cNvPicPr>
+                  </pic:nvPicPr>
+                  <pic:blipFill>
+                    <a:blip r:embed="rId23"/>
+                    <a:srcRect/>
+                    <a:stretch>
+                      <a:fillRect/>
+                    </a:stretch>
+                  </pic:blipFill>
+                  <pic:spPr bwMode="auto">
+                    <a:xfrm>
+                      <a:off x="0" y="0"/>
+                      <a:ext cx="5400675" cy="3305175"/>
+                    </a:xfrm>
+                    <a:prstGeom prst="rect">
+                      <a:avLst/>
+                    </a:prstGeom>
+                  </pic:spPr>
+                </pic:pic>
+              </a:graphicData>
+            </a:graphic>
+          </wp:inline>
+        </w:drawing>
+      </w:r>
+    </w:p>
+    <w:p>
+      <w:pPr>
+        <w:spacing w:after="120"/>
+        <w:jc w:val="center"/>
+      </w:pPr>
+      <w:r>
+        <w:t>Рисунок 17 – Попытка забронировать больше свободного остатка</w:t>
+      </w:r>
+    </w:p>
+    <w:p>
+      <w:pPr>
+        <w:ind w:firstLine="709"/>
+        <w:jc w:val="both"/>
+      </w:pPr>
+      <w:r>
+        <w:rPr>
+          <w:b/>
+          <w:bCs/>
+        </w:rPr>
+        <w:t>Список броней</w:t>
+      </w:r>
+      <w:r>
+        <w:t xml:space="preserve"> (рисунок 18) </w:t>
+      </w:r>
+      <w:r>
+        <w:t>показывает состояние каждой брони: «Активна» (товар в резерве), «Срок истёк» (выделено красным – с покупателем нужно связаться или отменить бронь), «Выкуплена частично», «Выкуплена», «Отменена». В колонке «В резерве» указано, сколько товара ещё зарезервиро</w:t>
+      </w:r>
+      <w:r>
+        <w:t>вано.</w:t>
+      </w:r>
+    </w:p>
+    <w:p>
+      <w:pPr>
+        <w:keepNext/>
+        <w:spacing w:before="120" w:line="240" w:lineRule="auto"/>
+        <w:jc w:val="center"/>
+      </w:pPr>
+      <w:r>
+        <w:rPr>
+          <w:noProof/>
+        </w:rPr>
+        <w:lastRenderedPageBreak/>
+        <w:drawing>
+          <wp:inline distT="0" distB="0" distL="0" distR="0" wp14:anchorId="65723E4C" wp14:editId="6ACCDECC">
+            <wp:extent cx="5400675" cy="3305175"/>
+            <wp:effectExtent l="0" t="0" r="0" b="0"/>
+            <wp:docPr id="18" name="Рисунок 18"/>
+            <wp:cNvGraphicFramePr>
+              <a:graphicFrameLocks xmlns:a="http://schemas.openxmlformats.org/drawingml/2006/main" noChangeAspect="1"/>
+            </wp:cNvGraphicFramePr>
+            <a:graphic xmlns:a="http://schemas.openxmlformats.org/drawingml/2006/main">
+              <a:graphicData uri="http://schemas.openxmlformats.org/drawingml/2006/picture">
+                <pic:pic xmlns:pic="http://schemas.openxmlformats.org/drawingml/2006/picture">
+                  <pic:nvPicPr>
+                    <pic:cNvPr id="0" name=""/>
+                    <pic:cNvPicPr>
+                      <a:picLocks noChangeAspect="1" noChangeArrowheads="1"/>
+                    </pic:cNvPicPr>
+                  </pic:nvPicPr>
+                  <pic:blipFill>
+                    <a:blip r:embed="rId24"/>
+                    <a:srcRect/>
+                    <a:stretch>
+                      <a:fillRect/>
+                    </a:stretch>
+                  </pic:blipFill>
+                  <pic:spPr bwMode="auto">
+                    <a:xfrm>
+                      <a:off x="0" y="0"/>
+                      <a:ext cx="5400675" cy="3305175"/>
+                    </a:xfrm>
+                    <a:prstGeom prst="rect">
+                      <a:avLst/>
+                    </a:prstGeom>
+                  </pic:spPr>
+                </pic:pic>
+              </a:graphicData>
+            </a:graphic>
+          </wp:inline>
+        </w:drawing>
+      </w:r>
+    </w:p>
+    <w:p>
+      <w:pPr>
+        <w:spacing w:after="120"/>
+        <w:jc w:val="center"/>
+      </w:pPr>
+      <w:r>
+        <w:t>Рисунок 18 – Список броней</w:t>
+      </w:r>
+    </w:p>
+    <w:p>
+      <w:pPr>
+        <w:ind w:firstLine="709"/>
+        <w:jc w:val="both"/>
+      </w:pPr>
+      <w:r>
+        <w:rPr>
+          <w:b/>
+          <w:bCs/>
+        </w:rPr>
+        <w:t>Продажа по брони.</w:t>
+      </w:r>
+      <w:r>
+        <w:t xml:space="preserve"> Есть три способа: в форме брони нажать «Оформить продажу по брони»; в новой продаже выбрать покупателя и щёлкнуть появившуюся ссылку «У покупателя есть бронь № … – нажмите, чтобы оформить продажу по брон</w:t>
+      </w:r>
+      <w:r>
+        <w:t>и» (рисунок 19); выбрать бронь в поле «Бронь» документа продажи. Документ заполнится товарами из брони по ценам брони (рисунок 20). Если покупатель забирает не всё, лишние строки можно удалить – остаток останется в резерве. После проведения проданный товар</w:t>
+      </w:r>
+      <w:r>
+        <w:t xml:space="preserve"> снимается с резерва и списывается со склада.</w:t>
+      </w:r>
+    </w:p>
+    <w:p>
+      <w:pPr>
+        <w:keepNext/>
+        <w:spacing w:before="120" w:line="240" w:lineRule="auto"/>
+        <w:jc w:val="center"/>
+      </w:pPr>
+      <w:r>
+        <w:rPr>
+          <w:noProof/>
+        </w:rPr>
+        <w:lastRenderedPageBreak/>
+        <w:drawing>
+          <wp:inline distT="0" distB="0" distL="0" distR="0" wp14:anchorId="508C153F" wp14:editId="2917E356">
+            <wp:extent cx="5400675" cy="3305175"/>
+            <wp:effectExtent l="0" t="0" r="0" b="0"/>
+            <wp:docPr id="19" name="Рисунок 19"/>
+            <wp:cNvGraphicFramePr>
+              <a:graphicFrameLocks xmlns:a="http://schemas.openxmlformats.org/drawingml/2006/main" noChangeAspect="1"/>
+            </wp:cNvGraphicFramePr>
+            <a:graphic xmlns:a="http://schemas.openxmlformats.org/drawingml/2006/main">
+              <a:graphicData uri="http://schemas.openxmlformats.org/drawingml/2006/picture">
+                <pic:pic xmlns:pic="http://schemas.openxmlformats.org/drawingml/2006/picture">
+                  <pic:nvPicPr>
+                    <pic:cNvPr id="0" name=""/>
+                    <pic:cNvPicPr>
+                      <a:picLocks noChangeAspect="1" noChangeArrowheads="1"/>
+                    </pic:cNvPicPr>
+                  </pic:nvPicPr>
+                  <pic:blipFill>
+                    <a:blip r:embed="rId25"/>
+                    <a:srcRect/>
+                    <a:stretch>
+                      <a:fillRect/>
+                    </a:stretch>
+                  </pic:blipFill>
+                  <pic:spPr bwMode="auto">
+                    <a:xfrm>
+                      <a:off x="0" y="0"/>
+                      <a:ext cx="5400675" cy="3305175"/>
+                    </a:xfrm>
+                    <a:prstGeom prst="rect">
+                      <a:avLst/>
+                    </a:prstGeom>
+                  </pic:spPr>
+                </pic:pic>
+              </a:graphicData>
+            </a:graphic>
+          </wp:inline>
+        </w:drawing>
+      </w:r>
+    </w:p>
+    <w:p>
+      <w:pPr>
+        <w:spacing w:after="120"/>
+        <w:jc w:val="center"/>
+      </w:pPr>
+      <w:r>
+        <w:t>Рисунок 19 – Подсказка о брони покупателя в новой продаже</w:t>
+      </w:r>
+    </w:p>
+    <w:p>
+      <w:pPr>
+        <w:keepNext/>
+        <w:spacing w:before="120" w:line="240" w:lineRule="auto"/>
+        <w:jc w:val="center"/>
+      </w:pPr>
+      <w:r>
+        <w:rPr>
+          <w:noProof/>
+        </w:rPr>
+        <w:drawing>
+          <wp:inline distT="0" distB="0" distL="0" distR="0" wp14:anchorId="14791EBB" wp14:editId="059CA02A">
+            <wp:extent cx="5400675" cy="3305175"/>
+            <wp:effectExtent l="0" t="0" r="0" b="0"/>
+            <wp:docPr id="20" name="Рисунок 20"/>
+            <wp:cNvGraphicFramePr>
+              <a:graphicFrameLocks xmlns:a="http://schemas.openxmlformats.org/drawingml/2006/main" noChangeAspect="1"/>
+            </wp:cNvGraphicFramePr>
+            <a:graphic xmlns:a="http://schemas.openxmlformats.org/drawingml/2006/main">
+              <a:graphicData uri="http://schemas.openxmlformats.org/drawingml/2006/picture">
+                <pic:pic xmlns:pic="http://schemas.openxmlformats.org/drawingml/2006/picture">
+                  <pic:nvPicPr>
+                    <pic:cNvPr id="0" name=""/>
+                    <pic:cNvPicPr>
+                      <a:picLocks noChangeAspect="1" noChangeArrowheads="1"/>
+                    </pic:cNvPicPr>
+                  </pic:nvPicPr>
+                  <pic:blipFill>
+                    <a:blip r:embed="rId26"/>
+                    <a:srcRect/>
+                    <a:stretch>
+                      <a:fillRect/>
+                    </a:stretch>
+                  </pic:blipFill>
+                  <pic:spPr bwMode="auto">
+                    <a:xfrm>
+                      <a:off x="0" y="0"/>
+                      <a:ext cx="5400675" cy="3305175"/>
+                    </a:xfrm>
+                    <a:prstGeom prst="rect">
+                      <a:avLst/>
+                    </a:prstGeom>
+                  </pic:spPr>
+                </pic:pic>
+              </a:graphicData>
+            </a:graphic>
+          </wp:inline>
+        </w:drawing>
+      </w:r>
+    </w:p>
+    <w:p>
+      <w:pPr>
+        <w:spacing w:after="120"/>
+        <w:jc w:val="center"/>
+      </w:pPr>
+      <w:r>
+        <w:t>Рисунок 20 – Продажа, заполненная по брони</w:t>
+      </w:r>
+    </w:p>
+    <w:p>
+      <w:pPr>
+        <w:ind w:firstLine="709"/>
+        <w:jc w:val="both"/>
+      </w:pPr>
+      <w:r>
+        <w:rPr>
+          <w:b/>
+          <w:bCs/>
+        </w:rPr>
+        <w:t>Отмена брони.</w:t>
+      </w:r>
+      <w:r>
+        <w:t xml:space="preserve"> В форме брони нажать «Отменить бронь». Откроется документ «Отмена брони» с товарами, которы</w:t>
+      </w:r>
+      <w:r>
+        <w:t>е ещё в резерве (рисунок 21). Указать причину, при частичной отмене уменьшить количество и нажать «Провести и закрыть» – товар вернётся в свободный остаток.</w:t>
+      </w:r>
+    </w:p>
+    <w:p>
+      <w:pPr>
+        <w:keepNext/>
+        <w:spacing w:before="120" w:line="240" w:lineRule="auto"/>
+        <w:jc w:val="center"/>
+      </w:pPr>
+      <w:r>
+        <w:rPr>
+          <w:noProof/>
+        </w:rPr>
+        <w:lastRenderedPageBreak/>
+        <w:drawing>
+          <wp:inline distT="0" distB="0" distL="0" distR="0" wp14:anchorId="64B90F85" wp14:editId="2A955E39">
+            <wp:extent cx="5400675" cy="3305175"/>
+            <wp:effectExtent l="0" t="0" r="0" b="0"/>
+            <wp:docPr id="21" name="Рисунок 21"/>
+            <wp:cNvGraphicFramePr>
+              <a:graphicFrameLocks xmlns:a="http://schemas.openxmlformats.org/drawingml/2006/main" noChangeAspect="1"/>
+            </wp:cNvGraphicFramePr>
+            <a:graphic xmlns:a="http://schemas.openxmlformats.org/drawingml/2006/main">
+              <a:graphicData uri="http://schemas.openxmlformats.org/drawingml/2006/picture">
+                <pic:pic xmlns:pic="http://schemas.openxmlformats.org/drawingml/2006/picture">
+                  <pic:nvPicPr>
+                    <pic:cNvPr id="0" name=""/>
+                    <pic:cNvPicPr>
+                      <a:picLocks noChangeAspect="1" noChangeArrowheads="1"/>
+                    </pic:cNvPicPr>
+                  </pic:nvPicPr>
+                  <pic:blipFill>
+                    <a:blip r:embed="rId27"/>
+                    <a:srcRect/>
+                    <a:stretch>
+                      <a:fillRect/>
+                    </a:stretch>
+                  </pic:blipFill>
+                  <pic:spPr bwMode="auto">
+                    <a:xfrm>
+                      <a:off x="0" y="0"/>
+                      <a:ext cx="5400675" cy="3305175"/>
+                    </a:xfrm>
+                    <a:prstGeom prst="rect">
+                      <a:avLst/>
+                    </a:prstGeom>
+                  </pic:spPr>
+                </pic:pic>
+              </a:graphicData>
+            </a:graphic>
+          </wp:inline>
+        </w:drawing>
+      </w:r>
+    </w:p>
+    <w:p>
+      <w:pPr>
+        <w:spacing w:after="120"/>
+        <w:jc w:val="center"/>
+      </w:pPr>
+      <w:r>
+        <w:t>Рисунок 21 – Документ «Отмена брони»</w:t>
+      </w:r>
+    </w:p>
+    <w:p>
+      <w:pPr>
+        <w:ind w:firstLine="709"/>
+        <w:jc w:val="both"/>
+      </w:pPr>
+      <w:r>
+        <w:t xml:space="preserve">Форма брони после частичного выкупа показана на рисунок 22: </w:t>
+      </w:r>
+      <w:r>
+        <w:t>в шапке выводится состояние брони и сколько товара забронировано, выкуплено, отменено и осталось в резерве. Бронь, по которой уже была продажа или отмена, редактировать нельзя. Кнопка «Печать бланка брони» формирует бланк для покупателя со сроком брони.</w:t>
+      </w:r>
+    </w:p>
+    <w:p>
+      <w:pPr>
+        <w:keepNext/>
+        <w:spacing w:before="120" w:line="240" w:lineRule="auto"/>
+        <w:jc w:val="center"/>
+      </w:pPr>
+      <w:r>
+        <w:rPr>
+          <w:noProof/>
+        </w:rPr>
+        <w:drawing>
+          <wp:inline distT="0" distB="0" distL="0" distR="0" wp14:anchorId="3F4C82AE" wp14:editId="753E1C1C">
+            <wp:extent cx="5400675" cy="3305175"/>
+            <wp:effectExtent l="0" t="0" r="0" b="0"/>
+            <wp:docPr id="22" name="Рисунок 22"/>
+            <wp:cNvGraphicFramePr>
+              <a:graphicFrameLocks xmlns:a="http://schemas.openxmlformats.org/drawingml/2006/main" noChangeAspect="1"/>
+            </wp:cNvGraphicFramePr>
+            <a:graphic xmlns:a="http://schemas.openxmlformats.org/drawingml/2006/main">
+              <a:graphicData uri="http://schemas.openxmlformats.org/drawingml/2006/picture">
+                <pic:pic xmlns:pic="http://schemas.openxmlformats.org/drawingml/2006/picture">
+                  <pic:nvPicPr>
+                    <pic:cNvPr id="0" name=""/>
+                    <pic:cNvPicPr>
+                      <a:picLocks noChangeAspect="1" noChangeArrowheads="1"/>
+                    </pic:cNvPicPr>
+                  </pic:nvPicPr>
+                  <pic:blipFill>
+                    <a:blip r:embed="rId28"/>
+                    <a:srcRect/>
+                    <a:stretch>
+                      <a:fillRect/>
+                    </a:stretch>
+                  </pic:blipFill>
+                  <pic:spPr bwMode="auto">
+                    <a:xfrm>
+                      <a:off x="0" y="0"/>
+                      <a:ext cx="5400675" cy="3305175"/>
+                    </a:xfrm>
+                    <a:prstGeom prst="rect">
+                      <a:avLst/>
+                    </a:prstGeom>
+                  </pic:spPr>
+                </pic:pic>
+              </a:graphicData>
+            </a:graphic>
+          </wp:inline>
+        </w:drawing>
+      </w:r>
+    </w:p>
+    <w:p>
+      <w:pPr>
+        <w:spacing w:after="120"/>
+        <w:jc w:val="center"/>
+      </w:pPr>
+      <w:r>
+        <w:t>Рисунок 22 – Бронь после частичного выкупа</w:t>
+      </w:r>
+    </w:p>
+    <w:p>
+      <w:pPr>
+        <w:pStyle w:val="2"/>
+        <w:ind w:firstLine="709"/>
+      </w:pPr>
+      <w:bookmarkStart w:id="22" w:name="_Toc243670926"/>
+      <w:r>
+        <w:lastRenderedPageBreak/>
+        <w:t>4.9 Печать накладных</w:t>
       </w:r>
       <w:bookmarkEnd w:id="22"/>
     </w:p>
@@ -5620,22 +6520,333 @@
         <w:jc w:val="both"/>
       </w:pPr>
       <w:r>
-        <w:t>Управление пользователями выполняется в Конфигураторе: «Администрирование – Пользователи». Для пользовател</w:t>
-      </w:r>
-      <w:r>
-        <w:t>я задаются имя, пароль, роли («Полные права», «Покупка», «Продажа») и язык интерфейса («Русский» или «Китайский»). Перед началом реальной эксплуатации всем пользователям необходимо задать пароли.</w:t>
-      </w:r>
-    </w:p>
-    <w:p>
-      <w:pPr>
+        <w:t>В форме документа поступления или продажи нажать «Печать накладной». Если документ не записан, система запишет его автоматически. Откроется печатная форма (рисунок 23). Для печати нажать кнопк</w:t>
+      </w:r>
+      <w:r>
+        <w:t>у с изображением принтера, для сохранения в файл (PDF, Excel, Word) – кнопку «Сохранить» в правой части заголовка формы.</w:t>
+      </w:r>
+    </w:p>
+    <w:p>
+      <w:pPr>
+        <w:keepNext/>
+        <w:spacing w:before="120" w:line="240" w:lineRule="auto"/>
+        <w:jc w:val="center"/>
+      </w:pPr>
+      <w:r>
+        <w:rPr>
+          <w:noProof/>
+        </w:rPr>
+        <w:drawing>
+          <wp:inline distT="0" distB="0" distL="0" distR="0" wp14:anchorId="6AC94246" wp14:editId="46006B0B">
+            <wp:extent cx="5400675" cy="3305175"/>
+            <wp:effectExtent l="0" t="0" r="0" b="0"/>
+            <wp:docPr id="23" name="Рисунок 23"/>
+            <wp:cNvGraphicFramePr>
+              <a:graphicFrameLocks xmlns:a="http://schemas.openxmlformats.org/drawingml/2006/main" noChangeAspect="1"/>
+            </wp:cNvGraphicFramePr>
+            <a:graphic xmlns:a="http://schemas.openxmlformats.org/drawingml/2006/main">
+              <a:graphicData uri="http://schemas.openxmlformats.org/drawingml/2006/picture">
+                <pic:pic xmlns:pic="http://schemas.openxmlformats.org/drawingml/2006/picture">
+                  <pic:nvPicPr>
+                    <pic:cNvPr id="0" name=""/>
+                    <pic:cNvPicPr>
+                      <a:picLocks noChangeAspect="1" noChangeArrowheads="1"/>
+                    </pic:cNvPicPr>
+                  </pic:nvPicPr>
+                  <pic:blipFill>
+                    <a:blip r:embed="rId29"/>
+                    <a:srcRect/>
+                    <a:stretch>
+                      <a:fillRect/>
+                    </a:stretch>
+                  </pic:blipFill>
+                  <pic:spPr bwMode="auto">
+                    <a:xfrm>
+                      <a:off x="0" y="0"/>
+                      <a:ext cx="5400675" cy="3305175"/>
+                    </a:xfrm>
+                    <a:prstGeom prst="rect">
+                      <a:avLst/>
+                    </a:prstGeom>
+                  </pic:spPr>
+                </pic:pic>
+              </a:graphicData>
+            </a:graphic>
+          </wp:inline>
+        </w:drawing>
+      </w:r>
+    </w:p>
+    <w:p>
+      <w:pPr>
+        <w:spacing w:after="120"/>
+        <w:jc w:val="center"/>
+      </w:pPr>
+      <w:r>
+        <w:t>Рисунок 23 – Печатная форма расходной накладной</w:t>
+      </w:r>
+    </w:p>
+    <w:p>
+      <w:pPr>
+        <w:pStyle w:val="2"/>
         <w:ind w:firstLine="709"/>
-        <w:jc w:val="both"/>
-      </w:pPr>
-      <w:r>
-        <w:t>Резервное копирование: в Конфигураторе выбрать «Администрирование – Выгрузить информационную базу…» и сохранить файл .dt с датой в имени. Копию рекомендуется делать перед изменением конфигурации и не реже одного раза в неделю. Восстановление выполняется ко</w:t>
-      </w:r>
-      <w:r>
-        <w:t>мандой «Администрирование – Загрузить информационную базу…».</w:t>
+      </w:pPr>
+      <w:bookmarkStart w:id="23" w:name="_Toc243670927"/>
+      <w:r>
+        <w:t>4.10 Отчёты</w:t>
+      </w:r>
+      <w:bookmarkEnd w:id="23"/>
+    </w:p>
+    <w:p>
+      <w:pPr>
+        <w:ind w:firstLine="709"/>
+        <w:jc w:val="both"/>
+      </w:pPr>
+      <w:r>
+        <w:t>Отчёты открываются из раздела «Аналитика» или кнопками рабочего стола. Отчёт «Остатки товаров» (рисунок 24) показывает текущие остатки по группам: на складе, в резерве и свободно, себестоимость, цену продажи и стоимость в ценах продажи; товары со свободным</w:t>
+      </w:r>
+      <w:r>
+        <w:t xml:space="preserve"> остатком менее 3 шт. выделены цветом.</w:t>
+      </w:r>
+    </w:p>
+    <w:p>
+      <w:pPr>
+        <w:keepNext/>
+        <w:spacing w:before="120" w:line="240" w:lineRule="auto"/>
+        <w:jc w:val="center"/>
+      </w:pPr>
+      <w:r>
+        <w:rPr>
+          <w:noProof/>
+        </w:rPr>
+        <w:lastRenderedPageBreak/>
+        <w:drawing>
+          <wp:inline distT="0" distB="0" distL="0" distR="0" wp14:anchorId="19176954" wp14:editId="3230774F">
+            <wp:extent cx="5400675" cy="3305175"/>
+            <wp:effectExtent l="0" t="0" r="0" b="0"/>
+            <wp:docPr id="24" name="Рисунок 24"/>
+            <wp:cNvGraphicFramePr>
+              <a:graphicFrameLocks xmlns:a="http://schemas.openxmlformats.org/drawingml/2006/main" noChangeAspect="1"/>
+            </wp:cNvGraphicFramePr>
+            <a:graphic xmlns:a="http://schemas.openxmlformats.org/drawingml/2006/main">
+              <a:graphicData uri="http://schemas.openxmlformats.org/drawingml/2006/picture">
+                <pic:pic xmlns:pic="http://schemas.openxmlformats.org/drawingml/2006/picture">
+                  <pic:nvPicPr>
+                    <pic:cNvPr id="0" name=""/>
+                    <pic:cNvPicPr>
+                      <a:picLocks noChangeAspect="1" noChangeArrowheads="1"/>
+                    </pic:cNvPicPr>
+                  </pic:nvPicPr>
+                  <pic:blipFill>
+                    <a:blip r:embed="rId30"/>
+                    <a:srcRect/>
+                    <a:stretch>
+                      <a:fillRect/>
+                    </a:stretch>
+                  </pic:blipFill>
+                  <pic:spPr bwMode="auto">
+                    <a:xfrm>
+                      <a:off x="0" y="0"/>
+                      <a:ext cx="5400675" cy="3305175"/>
+                    </a:xfrm>
+                    <a:prstGeom prst="rect">
+                      <a:avLst/>
+                    </a:prstGeom>
+                  </pic:spPr>
+                </pic:pic>
+              </a:graphicData>
+            </a:graphic>
+          </wp:inline>
+        </w:drawing>
+      </w:r>
+    </w:p>
+    <w:p>
+      <w:pPr>
+        <w:spacing w:after="120"/>
+        <w:jc w:val="center"/>
+      </w:pPr>
+      <w:r>
+        <w:t>Рисунок 24 – Отчёт «Остатки товаров»</w:t>
+      </w:r>
+    </w:p>
+    <w:p>
+      <w:pPr>
+        <w:ind w:firstLine="709"/>
+        <w:jc w:val="both"/>
+      </w:pPr>
+      <w:r>
+        <w:t>Отчёт «Анализ продаж» (рисунок 25) показывает количество, выручку, себестоимость и валовую прибыль. Порядок работы: указать период (по умолчанию – текущий год), нажать «Сформировать». Кнопка «Выбрать вариант…» переключает варианты «Продажи по товарам» и «П</w:t>
+      </w:r>
+      <w:r>
+        <w:t>родажи по покупателям»; кнопка «Настройки…» позволяет изменить отборы и группировки.</w:t>
+      </w:r>
+    </w:p>
+    <w:p>
+      <w:pPr>
+        <w:keepNext/>
+        <w:spacing w:before="120" w:line="240" w:lineRule="auto"/>
+        <w:jc w:val="center"/>
+      </w:pPr>
+      <w:r>
+        <w:rPr>
+          <w:noProof/>
+        </w:rPr>
+        <w:drawing>
+          <wp:inline distT="0" distB="0" distL="0" distR="0" wp14:anchorId="085DE998" wp14:editId="15D7222C">
+            <wp:extent cx="5400675" cy="3305175"/>
+            <wp:effectExtent l="0" t="0" r="0" b="0"/>
+            <wp:docPr id="25" name="Рисунок 25"/>
+            <wp:cNvGraphicFramePr>
+              <a:graphicFrameLocks xmlns:a="http://schemas.openxmlformats.org/drawingml/2006/main" noChangeAspect="1"/>
+            </wp:cNvGraphicFramePr>
+            <a:graphic xmlns:a="http://schemas.openxmlformats.org/drawingml/2006/main">
+              <a:graphicData uri="http://schemas.openxmlformats.org/drawingml/2006/picture">
+                <pic:pic xmlns:pic="http://schemas.openxmlformats.org/drawingml/2006/picture">
+                  <pic:nvPicPr>
+                    <pic:cNvPr id="0" name=""/>
+                    <pic:cNvPicPr>
+                      <a:picLocks noChangeAspect="1" noChangeArrowheads="1"/>
+                    </pic:cNvPicPr>
+                  </pic:nvPicPr>
+                  <pic:blipFill>
+                    <a:blip r:embed="rId31"/>
+                    <a:srcRect/>
+                    <a:stretch>
+                      <a:fillRect/>
+                    </a:stretch>
+                  </pic:blipFill>
+                  <pic:spPr bwMode="auto">
+                    <a:xfrm>
+                      <a:off x="0" y="0"/>
+                      <a:ext cx="5400675" cy="3305175"/>
+                    </a:xfrm>
+                    <a:prstGeom prst="rect">
+                      <a:avLst/>
+                    </a:prstGeom>
+                  </pic:spPr>
+                </pic:pic>
+              </a:graphicData>
+            </a:graphic>
+          </wp:inline>
+        </w:drawing>
+      </w:r>
+    </w:p>
+    <w:p>
+      <w:pPr>
+        <w:spacing w:after="120"/>
+        <w:jc w:val="center"/>
+      </w:pPr>
+      <w:r>
+        <w:t>Рисунок 25 – Отчёт «Анализ продаж»</w:t>
+      </w:r>
+    </w:p>
+    <w:p>
+      <w:pPr>
+        <w:ind w:firstLine="709"/>
+        <w:jc w:val="both"/>
+      </w:pPr>
+      <w:r>
+        <w:lastRenderedPageBreak/>
+        <w:t>Отчёт «Брони покупателей» (рисунок 26) открывается из раздела «Бронирование» или «Аналитика» и показывает по каждой брони: забронирова</w:t>
+      </w:r>
+      <w:r>
+        <w:t>но, выкуплено, отменено и осталось в резерве. Вариант «Активные брони» показывает только товары, которые сейчас в резерве.</w:t>
+      </w:r>
+    </w:p>
+    <w:p>
+      <w:pPr>
+        <w:keepNext/>
+        <w:spacing w:before="120" w:line="240" w:lineRule="auto"/>
+        <w:jc w:val="center"/>
+      </w:pPr>
+      <w:r>
+        <w:rPr>
+          <w:noProof/>
+        </w:rPr>
+        <w:drawing>
+          <wp:inline distT="0" distB="0" distL="0" distR="0" wp14:anchorId="79469D11" wp14:editId="25048007">
+            <wp:extent cx="5400675" cy="3305175"/>
+            <wp:effectExtent l="0" t="0" r="0" b="0"/>
+            <wp:docPr id="26" name="Рисунок 26"/>
+            <wp:cNvGraphicFramePr>
+              <a:graphicFrameLocks xmlns:a="http://schemas.openxmlformats.org/drawingml/2006/main" noChangeAspect="1"/>
+            </wp:cNvGraphicFramePr>
+            <a:graphic xmlns:a="http://schemas.openxmlformats.org/drawingml/2006/main">
+              <a:graphicData uri="http://schemas.openxmlformats.org/drawingml/2006/picture">
+                <pic:pic xmlns:pic="http://schemas.openxmlformats.org/drawingml/2006/picture">
+                  <pic:nvPicPr>
+                    <pic:cNvPr id="0" name=""/>
+                    <pic:cNvPicPr>
+                      <a:picLocks noChangeAspect="1" noChangeArrowheads="1"/>
+                    </pic:cNvPicPr>
+                  </pic:nvPicPr>
+                  <pic:blipFill>
+                    <a:blip r:embed="rId32"/>
+                    <a:srcRect/>
+                    <a:stretch>
+                      <a:fillRect/>
+                    </a:stretch>
+                  </pic:blipFill>
+                  <pic:spPr bwMode="auto">
+                    <a:xfrm>
+                      <a:off x="0" y="0"/>
+                      <a:ext cx="5400675" cy="3305175"/>
+                    </a:xfrm>
+                    <a:prstGeom prst="rect">
+                      <a:avLst/>
+                    </a:prstGeom>
+                  </pic:spPr>
+                </pic:pic>
+              </a:graphicData>
+            </a:graphic>
+          </wp:inline>
+        </w:drawing>
+      </w:r>
+    </w:p>
+    <w:p>
+      <w:pPr>
+        <w:spacing w:after="120"/>
+        <w:jc w:val="center"/>
+      </w:pPr>
+      <w:r>
+        <w:t>Рисунок 26 – Отчёт «Брони покупателей»</w:t>
+      </w:r>
+    </w:p>
+    <w:p>
+      <w:pPr>
+        <w:pStyle w:val="2"/>
+        <w:ind w:firstLine="709"/>
+      </w:pPr>
+      <w:bookmarkStart w:id="24" w:name="_Toc243670928"/>
+      <w:r>
+        <w:t>4.11 Действия администратора</w:t>
+      </w:r>
+      <w:bookmarkEnd w:id="24"/>
+    </w:p>
+    <w:p>
+      <w:pPr>
+        <w:ind w:firstLine="709"/>
+        <w:jc w:val="both"/>
+      </w:pPr>
+      <w:r>
+        <w:t>Управление пользователями выполняется в Конфигураторе: «Админис</w:t>
+      </w:r>
+      <w:r>
+        <w:t>трирование – Пользователи». Для пользователя задаются имя, пароль, роли («Полные права», «Покупка», «Продажа») и язык интерфейса («Русский» или «Китайский»). Перед началом реальной эксплуатации всем пользователям необходимо задать пароли.</w:t>
+      </w:r>
+    </w:p>
+    <w:p>
+      <w:pPr>
+        <w:ind w:firstLine="709"/>
+        <w:jc w:val="both"/>
+      </w:pPr>
+      <w:r>
+        <w:t>Резервное копиров</w:t>
+      </w:r>
+      <w:r>
+        <w:t>ание: в Конфигураторе выбрать «Администрирование – Выгрузить информационную базу…» и сохранить файл .dt с датой в имени. Копию рекомендуется делать перед изменением конфигурации и не реже одного раза в неделю. Восстановление выполняется командой «Администр</w:t>
+      </w:r>
+      <w:r>
+        <w:t>ирование – Загрузить информационную базу…».</w:t>
       </w:r>
     </w:p>
     <w:p>
@@ -5644,12 +6855,12 @@
         <w:pageBreakBefore/>
         <w:ind w:firstLine="709"/>
       </w:pPr>
-      <w:bookmarkStart w:id="23" w:name="_Toc243558571"/>
+      <w:bookmarkStart w:id="25" w:name="_Toc243670929"/>
       <w:r>
         <w:lastRenderedPageBreak/>
         <w:t>5 Аварийные ситуации</w:t>
       </w:r>
-      <w:bookmarkEnd w:id="23"/>
+      <w:bookmarkEnd w:id="25"/>
     </w:p>
     <w:p>
       <w:pPr>
@@ -5788,16 +6999,7 @@
                 <w:sz w:val="24"/>
                 <w:szCs w:val="24"/>
               </w:rPr>
-              <w:t>Действия пользовате</w:t>
-            </w:r>
-            <w:r>
-              <w:rPr>
-                <w:b/>
-                <w:bCs/>
-                <w:sz w:val="24"/>
-                <w:szCs w:val="24"/>
-              </w:rPr>
-              <w:t>ля</w:t>
+              <w:t>Действия пользователя</w:t>
             </w:r>
           </w:p>
         </w:tc>
@@ -5923,7 +7125,7 @@
                 <w:sz w:val="24"/>
                 <w:szCs w:val="24"/>
               </w:rPr>
-              <w:t>«Поле „Поставщик“ (Покупатель, Организация) не заполнено»</w:t>
+              <w:t>«Недостаточно свободного товара … забронировано за другими покупателями K шт.»</w:t>
             </w:r>
           </w:p>
         </w:tc>
@@ -5952,7 +7154,7 @@
                 <w:sz w:val="24"/>
                 <w:szCs w:val="24"/>
               </w:rPr>
-              <w:t>Не заполнен обязательный реквизит документа</w:t>
+              <w:t>Часть товара в резерве у других покупателей</w:t>
             </w:r>
           </w:p>
         </w:tc>
@@ -5981,7 +7183,7 @@
                 <w:sz w:val="24"/>
                 <w:szCs w:val="24"/>
               </w:rPr>
-              <w:t>Заполнить поле и повторить проведение</w:t>
+              <w:t>Продать не больше доступного количества или дождаться выкупа/отмены чужой брони</w:t>
             </w:r>
           </w:p>
         </w:tc>
@@ -6015,7 +7217,7 @@
                 <w:sz w:val="24"/>
                 <w:szCs w:val="24"/>
               </w:rPr>
-              <w:t>«Список „Товары“ не заполнен»</w:t>
+              <w:t>«Нельзя забронировать … свободно N шт.»</w:t>
             </w:r>
           </w:p>
         </w:tc>
@@ -6044,7 +7246,14 @@
                 <w:sz w:val="24"/>
                 <w:szCs w:val="24"/>
               </w:rPr>
-              <w:t>В документе нет ни одной строки</w:t>
+              <w:t>Свободного о</w:t>
+            </w:r>
+            <w:r>
+              <w:rPr>
+                <w:sz w:val="24"/>
+                <w:szCs w:val="24"/>
+              </w:rPr>
+              <w:t>статка меньше, чем требуется</w:t>
             </w:r>
           </w:p>
         </w:tc>
@@ -6073,7 +7282,7 @@
                 <w:sz w:val="24"/>
                 <w:szCs w:val="24"/>
               </w:rPr>
-              <w:t>Добавить товары в табличную часть</w:t>
+              <w:t>Уменьшить количество в брони или оформить поступление</w:t>
             </w:r>
           </w:p>
         </w:tc>
@@ -6107,14 +7316,7 @@
                 <w:sz w:val="24"/>
                 <w:szCs w:val="24"/>
               </w:rPr>
-              <w:t>«Поле „Наименовани</w:t>
-            </w:r>
-            <w:r>
-              <w:rPr>
-                <w:sz w:val="24"/>
-                <w:szCs w:val="24"/>
-              </w:rPr>
-              <w:t>е“ не заполнено»</w:t>
+              <w:t>«Бронь оформлена на другого покупателя»</w:t>
             </w:r>
           </w:p>
         </w:tc>
@@ -6143,7 +7345,7 @@
                 <w:sz w:val="24"/>
                 <w:szCs w:val="24"/>
               </w:rPr>
-              <w:t>Не указано наименование элемента справочника</w:t>
+              <w:t>В продаже указана чужая бронь</w:t>
             </w:r>
           </w:p>
         </w:tc>
@@ -6172,7 +7374,7 @@
                 <w:sz w:val="24"/>
                 <w:szCs w:val="24"/>
               </w:rPr>
-              <w:t>Ввести наименование</w:t>
+              <w:t>Выбрать бронь этого покупателя или очистить поле «Бронь»</w:t>
             </w:r>
           </w:p>
         </w:tc>
@@ -6206,7 +7408,14 @@
                 <w:sz w:val="24"/>
                 <w:szCs w:val="24"/>
               </w:rPr>
-              <w:t>В продаже подставилась нулевая цена</w:t>
+              <w:t>«По этой брони уже оформлены продажа или отм</w:t>
+            </w:r>
+            <w:r>
+              <w:rPr>
+                <w:sz w:val="24"/>
+                <w:szCs w:val="24"/>
+              </w:rPr>
+              <w:t>ена…»</w:t>
             </w:r>
           </w:p>
         </w:tc>
@@ -6235,7 +7444,7 @@
                 <w:sz w:val="24"/>
                 <w:szCs w:val="24"/>
               </w:rPr>
-              <w:t>Для товара не установлена цена продажи</w:t>
+              <w:t>Попытка изменить или распровести бронь, по которой уже были продажа или отмена</w:t>
             </w:r>
           </w:p>
         </w:tc>
@@ -6264,7 +7473,7 @@
                 <w:sz w:val="24"/>
                 <w:szCs w:val="24"/>
               </w:rPr>
-              <w:t>Установить цену в «Цены товаров» или ввести вручную</w:t>
+              <w:t>Для освобождения товара оформить «Отмену брони»</w:t>
             </w:r>
           </w:p>
         </w:tc>
@@ -6298,7 +7507,7 @@
                 <w:sz w:val="24"/>
                 <w:szCs w:val="24"/>
               </w:rPr>
-              <w:t>Нет нужного раздела или кнопки</w:t>
+              <w:t>«Срок брони не может быть раньше даты документа»</w:t>
             </w:r>
           </w:p>
         </w:tc>
@@ -6327,7 +7536,7 @@
                 <w:sz w:val="24"/>
                 <w:szCs w:val="24"/>
               </w:rPr>
-              <w:t>Операция недоступна по роли пользователя</w:t>
+              <w:t>Неверно указан срок брони</w:t>
             </w:r>
           </w:p>
         </w:tc>
@@ -6356,7 +7565,7 @@
                 <w:sz w:val="24"/>
                 <w:szCs w:val="24"/>
               </w:rPr>
-              <w:t>Обратиться к администратору</w:t>
+              <w:t>Указать дату не раньше даты брони</w:t>
             </w:r>
           </w:p>
         </w:tc>
@@ -6390,7 +7599,7 @@
                 <w:sz w:val="24"/>
                 <w:szCs w:val="24"/>
               </w:rPr>
-              <w:t>Ошибка при загрузке файла .dt</w:t>
+              <w:t>«Поле „Поставщик“ (Покупатель, Организация) не заполнено»</w:t>
             </w:r>
           </w:p>
         </w:tc>
@@ -6419,7 +7628,7 @@
                 <w:sz w:val="24"/>
                 <w:szCs w:val="24"/>
               </w:rPr>
-              <w:t>Устаревшая версия платформы</w:t>
+              <w:t>Не заполнен обязательный реквизит документа</w:t>
             </w:r>
           </w:p>
         </w:tc>
@@ -6448,7 +7657,7 @@
                 <w:sz w:val="24"/>
                 <w:szCs w:val="24"/>
               </w:rPr>
-              <w:t>Установить «1С:Предприятие» 8.3.27 или новее</w:t>
+              <w:t>Заполнить поле и повторить проведение</w:t>
             </w:r>
           </w:p>
         </w:tc>
@@ -6482,7 +7691,7 @@
                 <w:sz w:val="24"/>
                 <w:szCs w:val="24"/>
               </w:rPr>
-              <w:t>Аварийное завершение программы</w:t>
+              <w:t>«Список „Товары“ не заполнен»</w:t>
             </w:r>
           </w:p>
         </w:tc>
@@ -6511,7 +7720,7 @@
                 <w:sz w:val="24"/>
                 <w:szCs w:val="24"/>
               </w:rPr>
-              <w:t>Сбой компьютера или платформы</w:t>
+              <w:t>В документе нет ни одной строки</w:t>
             </w:r>
           </w:p>
         </w:tc>
@@ -6540,14 +7749,475 @@
                 <w:sz w:val="24"/>
                 <w:szCs w:val="24"/>
               </w:rPr>
-              <w:t>Перезапустить систему</w:t>
-            </w:r>
-            <w:r>
-              <w:rPr>
-                <w:sz w:val="24"/>
-                <w:szCs w:val="24"/>
-              </w:rPr>
-              <w:t>; при повреждении базы восстановить её из резервной копии</w:t>
+              <w:t xml:space="preserve">Добавить товары в </w:t>
+            </w:r>
+            <w:r>
+              <w:rPr>
+                <w:sz w:val="24"/>
+                <w:szCs w:val="24"/>
+              </w:rPr>
+              <w:t>табличную часть</w:t>
+            </w:r>
+          </w:p>
+        </w:tc>
+      </w:tr>
+      <w:tr>
+        <w:trPr>
+          <w:cantSplit/>
+        </w:trPr>
+        <w:tc>
+          <w:tcPr>
+            <w:tcW w:w="3368" w:type="dxa"/>
+            <w:tcBorders>
+              <w:top w:val="single" w:sz="4" w:space="0" w:color="000000"/>
+              <w:left w:val="single" w:sz="4" w:space="0" w:color="000000"/>
+              <w:bottom w:val="single" w:sz="4" w:space="0" w:color="000000"/>
+              <w:right w:val="single" w:sz="4" w:space="0" w:color="000000"/>
+            </w:tcBorders>
+            <w:tcMar>
+              <w:top w:w="40" w:type="dxa"/>
+              <w:left w:w="90" w:type="dxa"/>
+              <w:bottom w:w="40" w:type="dxa"/>
+              <w:right w:w="90" w:type="dxa"/>
+            </w:tcMar>
+          </w:tcPr>
+          <w:p>
+            <w:pPr>
+              <w:spacing w:line="240" w:lineRule="auto"/>
+            </w:pPr>
+            <w:r>
+              <w:rPr>
+                <w:sz w:val="24"/>
+                <w:szCs w:val="24"/>
+              </w:rPr>
+              <w:t>«Поле „Наименование“ не заполнено»</w:t>
+            </w:r>
+          </w:p>
+        </w:tc>
+        <w:tc>
+          <w:tcPr>
+            <w:tcW w:w="2807" w:type="dxa"/>
+            <w:tcBorders>
+              <w:top w:val="single" w:sz="4" w:space="0" w:color="000000"/>
+              <w:left w:val="single" w:sz="4" w:space="0" w:color="000000"/>
+              <w:bottom w:val="single" w:sz="4" w:space="0" w:color="000000"/>
+              <w:right w:val="single" w:sz="4" w:space="0" w:color="000000"/>
+            </w:tcBorders>
+            <w:tcMar>
+              <w:top w:w="40" w:type="dxa"/>
+              <w:left w:w="90" w:type="dxa"/>
+              <w:bottom w:w="40" w:type="dxa"/>
+              <w:right w:w="90" w:type="dxa"/>
+            </w:tcMar>
+          </w:tcPr>
+          <w:p>
+            <w:pPr>
+              <w:spacing w:line="240" w:lineRule="auto"/>
+            </w:pPr>
+            <w:r>
+              <w:rPr>
+                <w:sz w:val="24"/>
+                <w:szCs w:val="24"/>
+              </w:rPr>
+              <w:t>Не указано наименование элемента справочника</w:t>
+            </w:r>
+          </w:p>
+        </w:tc>
+        <w:tc>
+          <w:tcPr>
+            <w:tcW w:w="3180" w:type="dxa"/>
+            <w:tcBorders>
+              <w:top w:val="single" w:sz="4" w:space="0" w:color="000000"/>
+              <w:left w:val="single" w:sz="4" w:space="0" w:color="000000"/>
+              <w:bottom w:val="single" w:sz="4" w:space="0" w:color="000000"/>
+              <w:right w:val="single" w:sz="4" w:space="0" w:color="000000"/>
+            </w:tcBorders>
+            <w:tcMar>
+              <w:top w:w="40" w:type="dxa"/>
+              <w:left w:w="90" w:type="dxa"/>
+              <w:bottom w:w="40" w:type="dxa"/>
+              <w:right w:w="90" w:type="dxa"/>
+            </w:tcMar>
+          </w:tcPr>
+          <w:p>
+            <w:pPr>
+              <w:spacing w:line="240" w:lineRule="auto"/>
+            </w:pPr>
+            <w:r>
+              <w:rPr>
+                <w:sz w:val="24"/>
+                <w:szCs w:val="24"/>
+              </w:rPr>
+              <w:t>Ввести наименование</w:t>
+            </w:r>
+          </w:p>
+        </w:tc>
+      </w:tr>
+      <w:tr>
+        <w:trPr>
+          <w:cantSplit/>
+        </w:trPr>
+        <w:tc>
+          <w:tcPr>
+            <w:tcW w:w="3368" w:type="dxa"/>
+            <w:tcBorders>
+              <w:top w:val="single" w:sz="4" w:space="0" w:color="000000"/>
+              <w:left w:val="single" w:sz="4" w:space="0" w:color="000000"/>
+              <w:bottom w:val="single" w:sz="4" w:space="0" w:color="000000"/>
+              <w:right w:val="single" w:sz="4" w:space="0" w:color="000000"/>
+            </w:tcBorders>
+            <w:tcMar>
+              <w:top w:w="40" w:type="dxa"/>
+              <w:left w:w="90" w:type="dxa"/>
+              <w:bottom w:w="40" w:type="dxa"/>
+              <w:right w:w="90" w:type="dxa"/>
+            </w:tcMar>
+          </w:tcPr>
+          <w:p>
+            <w:pPr>
+              <w:spacing w:line="240" w:lineRule="auto"/>
+            </w:pPr>
+            <w:r>
+              <w:rPr>
+                <w:sz w:val="24"/>
+                <w:szCs w:val="24"/>
+              </w:rPr>
+              <w:t>В продаже подставилась нулевая цена</w:t>
+            </w:r>
+          </w:p>
+        </w:tc>
+        <w:tc>
+          <w:tcPr>
+            <w:tcW w:w="2807" w:type="dxa"/>
+            <w:tcBorders>
+              <w:top w:val="single" w:sz="4" w:space="0" w:color="000000"/>
+              <w:left w:val="single" w:sz="4" w:space="0" w:color="000000"/>
+              <w:bottom w:val="single" w:sz="4" w:space="0" w:color="000000"/>
+              <w:right w:val="single" w:sz="4" w:space="0" w:color="000000"/>
+            </w:tcBorders>
+            <w:tcMar>
+              <w:top w:w="40" w:type="dxa"/>
+              <w:left w:w="90" w:type="dxa"/>
+              <w:bottom w:w="40" w:type="dxa"/>
+              <w:right w:w="90" w:type="dxa"/>
+            </w:tcMar>
+          </w:tcPr>
+          <w:p>
+            <w:pPr>
+              <w:spacing w:line="240" w:lineRule="auto"/>
+            </w:pPr>
+            <w:r>
+              <w:rPr>
+                <w:sz w:val="24"/>
+                <w:szCs w:val="24"/>
+              </w:rPr>
+              <w:t>Для товара не установлена цена продажи</w:t>
+            </w:r>
+          </w:p>
+        </w:tc>
+        <w:tc>
+          <w:tcPr>
+            <w:tcW w:w="3180" w:type="dxa"/>
+            <w:tcBorders>
+              <w:top w:val="single" w:sz="4" w:space="0" w:color="000000"/>
+              <w:left w:val="single" w:sz="4" w:space="0" w:color="000000"/>
+              <w:bottom w:val="single" w:sz="4" w:space="0" w:color="000000"/>
+              <w:right w:val="single" w:sz="4" w:space="0" w:color="000000"/>
+            </w:tcBorders>
+            <w:tcMar>
+              <w:top w:w="40" w:type="dxa"/>
+              <w:left w:w="90" w:type="dxa"/>
+              <w:bottom w:w="40" w:type="dxa"/>
+              <w:right w:w="90" w:type="dxa"/>
+            </w:tcMar>
+          </w:tcPr>
+          <w:p>
+            <w:pPr>
+              <w:spacing w:line="240" w:lineRule="auto"/>
+            </w:pPr>
+            <w:r>
+              <w:rPr>
+                <w:sz w:val="24"/>
+                <w:szCs w:val="24"/>
+              </w:rPr>
+              <w:t>Установить цену в «Цены товаров» или ввести вручную</w:t>
+            </w:r>
+          </w:p>
+        </w:tc>
+      </w:tr>
+      <w:tr>
+        <w:trPr>
+          <w:cantSplit/>
+        </w:trPr>
+        <w:tc>
+          <w:tcPr>
+            <w:tcW w:w="3368" w:type="dxa"/>
+            <w:tcBorders>
+              <w:top w:val="single" w:sz="4" w:space="0" w:color="000000"/>
+              <w:left w:val="single" w:sz="4" w:space="0" w:color="000000"/>
+              <w:bottom w:val="single" w:sz="4" w:space="0" w:color="000000"/>
+              <w:right w:val="single" w:sz="4" w:space="0" w:color="000000"/>
+            </w:tcBorders>
+            <w:tcMar>
+              <w:top w:w="40" w:type="dxa"/>
+              <w:left w:w="90" w:type="dxa"/>
+              <w:bottom w:w="40" w:type="dxa"/>
+              <w:right w:w="90" w:type="dxa"/>
+            </w:tcMar>
+          </w:tcPr>
+          <w:p>
+            <w:pPr>
+              <w:spacing w:line="240" w:lineRule="auto"/>
+            </w:pPr>
+            <w:r>
+              <w:rPr>
+                <w:sz w:val="24"/>
+                <w:szCs w:val="24"/>
+              </w:rPr>
+              <w:t>Нет нужного раздела или кнопки</w:t>
+            </w:r>
+          </w:p>
+        </w:tc>
+        <w:tc>
+          <w:tcPr>
+            <w:tcW w:w="2807" w:type="dxa"/>
+            <w:tcBorders>
+              <w:top w:val="single" w:sz="4" w:space="0" w:color="000000"/>
+              <w:left w:val="single" w:sz="4" w:space="0" w:color="000000"/>
+              <w:bottom w:val="single" w:sz="4" w:space="0" w:color="000000"/>
+              <w:right w:val="single" w:sz="4" w:space="0" w:color="000000"/>
+            </w:tcBorders>
+            <w:tcMar>
+              <w:top w:w="40" w:type="dxa"/>
+              <w:left w:w="90" w:type="dxa"/>
+              <w:bottom w:w="40" w:type="dxa"/>
+              <w:right w:w="90" w:type="dxa"/>
+            </w:tcMar>
+          </w:tcPr>
+          <w:p>
+            <w:pPr>
+              <w:spacing w:line="240" w:lineRule="auto"/>
+            </w:pPr>
+            <w:r>
+              <w:rPr>
+                <w:sz w:val="24"/>
+                <w:szCs w:val="24"/>
+              </w:rPr>
+              <w:t>Операция недоступна по роли пользователя</w:t>
+            </w:r>
+          </w:p>
+        </w:tc>
+        <w:tc>
+          <w:tcPr>
+            <w:tcW w:w="3180" w:type="dxa"/>
+            <w:tcBorders>
+              <w:top w:val="single" w:sz="4" w:space="0" w:color="000000"/>
+              <w:left w:val="single" w:sz="4" w:space="0" w:color="000000"/>
+              <w:bottom w:val="single" w:sz="4" w:space="0" w:color="000000"/>
+              <w:right w:val="single" w:sz="4" w:space="0" w:color="000000"/>
+            </w:tcBorders>
+            <w:tcMar>
+              <w:top w:w="40" w:type="dxa"/>
+              <w:left w:w="90" w:type="dxa"/>
+              <w:bottom w:w="40" w:type="dxa"/>
+              <w:right w:w="90" w:type="dxa"/>
+            </w:tcMar>
+          </w:tcPr>
+          <w:p>
+            <w:pPr>
+              <w:spacing w:line="240" w:lineRule="auto"/>
+            </w:pPr>
+            <w:r>
+              <w:rPr>
+                <w:sz w:val="24"/>
+                <w:szCs w:val="24"/>
+              </w:rPr>
+              <w:t>Обратиться к администратору</w:t>
+            </w:r>
+          </w:p>
+        </w:tc>
+      </w:tr>
+      <w:tr>
+        <w:trPr>
+          <w:cantSplit/>
+        </w:trPr>
+        <w:tc>
+          <w:tcPr>
+            <w:tcW w:w="3368" w:type="dxa"/>
+            <w:tcBorders>
+              <w:top w:val="single" w:sz="4" w:space="0" w:color="000000"/>
+              <w:left w:val="single" w:sz="4" w:space="0" w:color="000000"/>
+              <w:bottom w:val="single" w:sz="4" w:space="0" w:color="000000"/>
+              <w:right w:val="single" w:sz="4" w:space="0" w:color="000000"/>
+            </w:tcBorders>
+            <w:tcMar>
+              <w:top w:w="40" w:type="dxa"/>
+              <w:left w:w="90" w:type="dxa"/>
+              <w:bottom w:w="40" w:type="dxa"/>
+              <w:right w:w="90" w:type="dxa"/>
+            </w:tcMar>
+          </w:tcPr>
+          <w:p>
+            <w:pPr>
+              <w:spacing w:line="240" w:lineRule="auto"/>
+            </w:pPr>
+            <w:r>
+              <w:rPr>
+                <w:sz w:val="24"/>
+                <w:szCs w:val="24"/>
+              </w:rPr>
+              <w:t>Ошибка при загрузке файла .dt</w:t>
+            </w:r>
+          </w:p>
+        </w:tc>
+        <w:tc>
+          <w:tcPr>
+            <w:tcW w:w="2807" w:type="dxa"/>
+            <w:tcBorders>
+              <w:top w:val="single" w:sz="4" w:space="0" w:color="000000"/>
+              <w:left w:val="single" w:sz="4" w:space="0" w:color="000000"/>
+              <w:bottom w:val="single" w:sz="4" w:space="0" w:color="000000"/>
+              <w:right w:val="single" w:sz="4" w:space="0" w:color="000000"/>
+            </w:tcBorders>
+            <w:tcMar>
+              <w:top w:w="40" w:type="dxa"/>
+              <w:left w:w="90" w:type="dxa"/>
+              <w:bottom w:w="40" w:type="dxa"/>
+              <w:right w:w="90" w:type="dxa"/>
+            </w:tcMar>
+          </w:tcPr>
+          <w:p>
+            <w:pPr>
+              <w:spacing w:line="240" w:lineRule="auto"/>
+            </w:pPr>
+            <w:r>
+              <w:rPr>
+                <w:sz w:val="24"/>
+                <w:szCs w:val="24"/>
+              </w:rPr>
+              <w:t>Устаревшая версия платформы</w:t>
+            </w:r>
+          </w:p>
+        </w:tc>
+        <w:tc>
+          <w:tcPr>
+            <w:tcW w:w="3180" w:type="dxa"/>
+            <w:tcBorders>
+              <w:top w:val="single" w:sz="4" w:space="0" w:color="000000"/>
+              <w:left w:val="single" w:sz="4" w:space="0" w:color="000000"/>
+              <w:bottom w:val="single" w:sz="4" w:space="0" w:color="000000"/>
+              <w:right w:val="single" w:sz="4" w:space="0" w:color="000000"/>
+            </w:tcBorders>
+            <w:tcMar>
+              <w:top w:w="40" w:type="dxa"/>
+              <w:left w:w="90" w:type="dxa"/>
+              <w:bottom w:w="40" w:type="dxa"/>
+              <w:right w:w="90" w:type="dxa"/>
+            </w:tcMar>
+          </w:tcPr>
+          <w:p>
+            <w:pPr>
+              <w:spacing w:line="240" w:lineRule="auto"/>
+            </w:pPr>
+            <w:r>
+              <w:rPr>
+                <w:sz w:val="24"/>
+                <w:szCs w:val="24"/>
+              </w:rPr>
+              <w:t>Установить «1С:Предприятие» 8.3.27 или новее</w:t>
+            </w:r>
+          </w:p>
+        </w:tc>
+      </w:tr>
+      <w:tr>
+        <w:trPr>
+          <w:cantSplit/>
+        </w:trPr>
+        <w:tc>
+          <w:tcPr>
+            <w:tcW w:w="3368" w:type="dxa"/>
+            <w:tcBorders>
+              <w:top w:val="single" w:sz="4" w:space="0" w:color="000000"/>
+              <w:left w:val="single" w:sz="4" w:space="0" w:color="000000"/>
+              <w:bottom w:val="single" w:sz="4" w:space="0" w:color="000000"/>
+              <w:right w:val="single" w:sz="4" w:space="0" w:color="000000"/>
+            </w:tcBorders>
+            <w:tcMar>
+              <w:top w:w="40" w:type="dxa"/>
+              <w:left w:w="90" w:type="dxa"/>
+              <w:bottom w:w="40" w:type="dxa"/>
+              <w:right w:w="90" w:type="dxa"/>
+            </w:tcMar>
+          </w:tcPr>
+          <w:p>
+            <w:pPr>
+              <w:spacing w:line="240" w:lineRule="auto"/>
+            </w:pPr>
+            <w:r>
+              <w:rPr>
+                <w:sz w:val="24"/>
+                <w:szCs w:val="24"/>
+              </w:rPr>
+              <w:lastRenderedPageBreak/>
+              <w:t>Аварийное завершение программы</w:t>
+            </w:r>
+          </w:p>
+        </w:tc>
+        <w:tc>
+          <w:tcPr>
+            <w:tcW w:w="2807" w:type="dxa"/>
+            <w:tcBorders>
+              <w:top w:val="single" w:sz="4" w:space="0" w:color="000000"/>
+              <w:left w:val="single" w:sz="4" w:space="0" w:color="000000"/>
+              <w:bottom w:val="single" w:sz="4" w:space="0" w:color="000000"/>
+              <w:right w:val="single" w:sz="4" w:space="0" w:color="000000"/>
+            </w:tcBorders>
+            <w:tcMar>
+              <w:top w:w="40" w:type="dxa"/>
+              <w:left w:w="90" w:type="dxa"/>
+              <w:bottom w:w="40" w:type="dxa"/>
+              <w:right w:w="90" w:type="dxa"/>
+            </w:tcMar>
+          </w:tcPr>
+          <w:p>
+            <w:pPr>
+              <w:spacing w:line="240" w:lineRule="auto"/>
+            </w:pPr>
+            <w:r>
+              <w:rPr>
+                <w:sz w:val="24"/>
+                <w:szCs w:val="24"/>
+              </w:rPr>
+              <w:t>Сбой компьютера или платформы</w:t>
+            </w:r>
+          </w:p>
+        </w:tc>
+        <w:tc>
+          <w:tcPr>
+            <w:tcW w:w="3180" w:type="dxa"/>
+            <w:tcBorders>
+              <w:top w:val="single" w:sz="4" w:space="0" w:color="000000"/>
+              <w:left w:val="single" w:sz="4" w:space="0" w:color="000000"/>
+              <w:bottom w:val="single" w:sz="4" w:space="0" w:color="000000"/>
+              <w:right w:val="single" w:sz="4" w:space="0" w:color="000000"/>
+            </w:tcBorders>
+            <w:tcMar>
+              <w:top w:w="40" w:type="dxa"/>
+              <w:left w:w="90" w:type="dxa"/>
+              <w:bottom w:w="40" w:type="dxa"/>
+              <w:right w:w="90" w:type="dxa"/>
+            </w:tcMar>
+          </w:tcPr>
+          <w:p>
+            <w:pPr>
+              <w:spacing w:line="240" w:lineRule="auto"/>
+            </w:pPr>
+            <w:r>
+              <w:rPr>
+                <w:sz w:val="24"/>
+                <w:szCs w:val="24"/>
+              </w:rPr>
+              <w:t>Перезапустить систему; при повреждении базы восстановить её из резервной копии</w:t>
             </w:r>
           </w:p>
         </w:tc>
@@ -6560,7 +8230,10 @@
         <w:jc w:val="both"/>
       </w:pPr>
       <w:r>
-        <w:t>Документы записываются в базу целиком в одной транзакции, поэтому при сбое во время записи частично записанных данных не остаётся.</w:t>
+        <w:t>Документы записываются в базу целиком в одной транзакции, поэтому при сбое во время записи частично записанных д</w:t>
+      </w:r>
+      <w:r>
+        <w:t>анных не остаётся.</w:t>
       </w:r>
     </w:p>
     <w:p>
@@ -6569,12 +8242,12 @@
         <w:pageBreakBefore/>
         <w:ind w:firstLine="709"/>
       </w:pPr>
-      <w:bookmarkStart w:id="24" w:name="_Toc243558572"/>
+      <w:bookmarkStart w:id="26" w:name="_Toc243670930"/>
       <w:r>
         <w:lastRenderedPageBreak/>
         <w:t>6 Рекомендации по освоению</w:t>
       </w:r>
-      <w:bookmarkEnd w:id="24"/>
+      <w:bookmarkEnd w:id="26"/>
     </w:p>
     <w:p>
       <w:pPr>
@@ -6583,7 +8256,10 @@
         <w:jc w:val="both"/>
       </w:pPr>
       <w:r>
-        <w:t>Для освоения системы рекомендуется использовать демонстрационную базу: она содержит 17 товаров с фотографиями, 3 поставщика, 7 покупателей, цены и документы за сентябрь – октябрь 2026 года. Изучать операции удобно в следующем порядке:</w:t>
+        <w:t>Для освоения системы рекомендуется использовать демонстрационную базу: она содержит 17 товаров с фотографиями, 3 поставщика, 7 покупателей, цены, документы поступления и продажи и 6 броней в разных состояниях за сентябрь – октябрь 2026 года. Изучать операц</w:t>
+      </w:r>
+      <w:r>
+        <w:t>ии удобно в следующем порядке:</w:t>
       </w:r>
     </w:p>
     <w:p>
@@ -6591,15 +8267,12 @@
         <w:pStyle w:val="a4"/>
         <w:numPr>
           <w:ilvl w:val="0"/>
-          <w:numId w:val="8"/>
+          <w:numId w:val="10"/>
         </w:numPr>
         <w:jc w:val="both"/>
       </w:pPr>
       <w:r>
-        <w:t>Просмотреть рабочий с</w:t>
-      </w:r>
-      <w:r>
-        <w:t>тол и разделы под разными пользователями, чтобы увидеть различие ролей.</w:t>
+        <w:t>Просмотреть рабочий стол и разделы под разными пользователями, чтобы увидеть различие ролей.</w:t>
       </w:r>
     </w:p>
     <w:p>
@@ -6607,7 +8280,7 @@
         <w:pStyle w:val="a4"/>
         <w:numPr>
           <w:ilvl w:val="0"/>
-          <w:numId w:val="8"/>
+          <w:numId w:val="10"/>
         </w:numPr>
         <w:jc w:val="both"/>
       </w:pPr>
@@ -6620,7 +8293,7 @@
         <w:pStyle w:val="a4"/>
         <w:numPr>
           <w:ilvl w:val="0"/>
-          <w:numId w:val="8"/>
+          <w:numId w:val="10"/>
         </w:numPr>
         <w:jc w:val="both"/>
       </w:pPr>
@@ -6633,12 +8306,15 @@
         <w:pStyle w:val="a4"/>
         <w:numPr>
           <w:ilvl w:val="0"/>
-          <w:numId w:val="8"/>
+          <w:numId w:val="10"/>
         </w:numPr>
         <w:jc w:val="both"/>
       </w:pPr>
       <w:r>
-        <w:t>Оформить поступление товара под пользователем «Закупщик».</w:t>
+        <w:t>Оформить по</w:t>
+      </w:r>
+      <w:r>
+        <w:t>ступление товара под пользователем «Закупщик».</w:t>
       </w:r>
     </w:p>
     <w:p>
@@ -6646,15 +8322,12 @@
         <w:pStyle w:val="a4"/>
         <w:numPr>
           <w:ilvl w:val="0"/>
-          <w:numId w:val="8"/>
+          <w:numId w:val="10"/>
         </w:numPr>
         <w:jc w:val="both"/>
       </w:pPr>
       <w:r>
-        <w:t>Оформ</w:t>
-      </w:r>
-      <w:r>
-        <w:t>ить продажу под пользователем «Продавец», в том числе попробовать продать больше, чем есть на складе.</w:t>
+        <w:t>Оформить продажу под пользователем «Продавец» с помощью подбора и ввода артикула, в том числе попробовать продать больше, чем есть на складе.</w:t>
       </w:r>
     </w:p>
     <w:p>
@@ -6662,11 +8335,27 @@
         <w:pStyle w:val="a4"/>
         <w:numPr>
           <w:ilvl w:val="0"/>
-          <w:numId w:val="8"/>
+          <w:numId w:val="10"/>
         </w:numPr>
         <w:jc w:val="both"/>
       </w:pPr>
       <w:r>
+        <w:t>Забронировать товар за покупателем, затем оформить продажу по брони</w:t>
+      </w:r>
+      <w:r>
+        <w:t xml:space="preserve"> и отменить другую бронь; проследить, как меняются резерв и свободный остаток.</w:t>
+      </w:r>
+    </w:p>
+    <w:p>
+      <w:pPr>
+        <w:pStyle w:val="a4"/>
+        <w:numPr>
+          <w:ilvl w:val="0"/>
+          <w:numId w:val="10"/>
+        </w:numPr>
+        <w:jc w:val="both"/>
+      </w:pPr>
+      <w:r>
         <w:t>Сформировать отчёты «Остатки товаров» и «Анализ продаж» и убедиться, что данные изменились.</w:t>
       </w:r>
     </w:p>
@@ -6676,15 +8365,15 @@
         <w:jc w:val="both"/>
       </w:pPr>
       <w:r>
-        <w:t>Учебные операции рекомендуется выполнять на копии информационн</w:t>
-      </w:r>
-      <w:r>
-        <w:t>ой базы, чтобы при необходимости вернуться к исходным данным.</w:t>
+        <w:t>Учебные операции рекомендуется выполнять на копии информационной базы, чтобы при необ</w:t>
+      </w:r>
+      <w:r>
+        <w:t>ходимости вернуться к исходным данным.</w:t>
       </w:r>
     </w:p>
     <w:sectPr>
-      <w:footerReference w:type="default" r:id="rId21"/>
-      <w:footerReference w:type="first" r:id="rId22"/>
+      <w:footerReference w:type="default" r:id="rId33"/>
+      <w:footerReference w:type="first" r:id="rId34"/>
       <w:pgSz w:w="11906" w:h="16838"/>
       <w:pgMar w:top="1134" w:right="850" w:bottom="1134" w:left="1701" w:header="708" w:footer="567" w:gutter="0"/>
       <w:cols w:space="720"/>
@@ -6800,10 +8489,10 @@
 <file path=word/numbering.xml><?xml version="1.0" encoding="utf-8"?>
 <w:numbering xmlns:wpc="http://schemas.microsoft.com/office/word/2010/wordprocessingCanvas" xmlns:cx="http://schemas.microsoft.com/office/drawing/2014/chartex" xmlns:cx1="http://schemas.microsoft.com/office/drawing/2015/9/8/chartex" xmlns:cx2="http://schemas.microsoft.com/office/drawing/2015/10/21/chartex" xmlns:cx3="http://schemas.microsoft.com/office/drawing/2016/5/9/chartex" xmlns:cx4="http://schemas.microsoft.com/office/drawing/2016/5/10/chartex" xmlns:cx5="http://schemas.microsoft.com/office/drawing/2016/5/11/chartex" xmlns:cx6="http://schemas.microsoft.com/office/drawing/2016/5/12/chartex" xmlns:cx7="http://schemas.microsoft.com/office/drawing/2016/5/13/chartex" xmlns:cx8="http://schemas.microsoft.com/office/drawing/2016/5/14/chartex" xmlns:mc="http://schemas.openxmlformats.org/markup-compatibility/2006" xmlns:aink="http://schemas.microsoft.com/office/drawing/2016/ink" xmlns:am3d="http://schemas.microsoft.com/office/drawing/2017/model3d" xmlns:o="urn:schemas-microsoft-com:office:office" xmlns:r="http://schemas.openxmlformats.org/officeDocument/2006/relationships" xmlns:m="http://schemas.openxmlformats.org/officeDocument/2006/math" xmlns:v="urn:schemas-microsoft-com:vml" xmlns:wp14="http://schemas.microsoft.com/office/word/2010/wordprocessingDrawing" xmlns:wp="http://schemas.openxmlformats.org/drawingml/2006/wordprocessingDrawing" xmlns:w10="urn:schemas-microsoft-com:office:word" xmlns:w="http://schemas.openxmlformats.org/wordprocessingml/2006/main" xmlns:w14="http://schemas.microsoft.com/office/word/2010/wordml" xmlns:w15="http://schemas.microsoft.com/office/word/2012/wordml" xmlns:w16cex="http://schemas.microsoft.com/office/word/2018/wordml/cex" xmlns:w16cid="http://schemas.microsoft.com/office/word/2016/wordml/cid" xmlns:w16="http://schemas.microsoft.com/office/word/2018/wordml" xmlns:w16sdtdh="http://schemas.microsoft.com/office/word/2020/wordml/sdtdatahash" xmlns:w16se="http://schemas.microsoft.com/office/word/2015/wordml/symex" xmlns:wpg="http://schemas.microsoft.com/office/word/2010/wordprocessingGroup" xmlns:wpi="http://schemas.microsoft.com/office/word/2010/wordprocessingInk" xmlns:wne="http://schemas.microsoft.com/office/word/2006/wordml" xmlns:wps="http://schemas.microsoft.com/office/word/2010/wordprocessingShape" mc:Ignorable="w14 w15 w16se w16cid w16 w16cex w16sdtdh wp14">
   <w:abstractNum w:abstractNumId="0" w15:restartNumberingAfterBreak="0">
-    <w:nsid w:val="08C46D4F"/>
+    <w:nsid w:val="16D81174"/>
     <w:multiLevelType w:val="hybridMultilevel"/>
-    <w:tmpl w:val="94028FB8"/>
-    <w:lvl w:ilvl="0" w:tplc="20220736">
+    <w:tmpl w:val="61D46C16"/>
+    <w:lvl w:ilvl="0" w:tplc="01AA4814">
       <w:start w:val="1"/>
       <w:numFmt w:val="decimal"/>
       <w:lvlText w:val="%1."/>
@@ -6812,52 +8501,138 @@
         <w:ind w:left="1134" w:hanging="425"/>
       </w:pPr>
     </w:lvl>
-    <w:lvl w:ilvl="1" w:tplc="26BC5148">
+    <w:lvl w:ilvl="1" w:tplc="989ACDAC">
       <w:numFmt w:val="decimal"/>
       <w:lvlText w:val=""/>
       <w:lvlJc w:val="left"/>
     </w:lvl>
-    <w:lvl w:ilvl="2" w:tplc="B6D0DF14">
+    <w:lvl w:ilvl="2" w:tplc="B5A4F23A">
       <w:numFmt w:val="decimal"/>
       <w:lvlText w:val=""/>
       <w:lvlJc w:val="left"/>
     </w:lvl>
-    <w:lvl w:ilvl="3" w:tplc="C5F038D4">
+    <w:lvl w:ilvl="3" w:tplc="422AA01C">
       <w:numFmt w:val="decimal"/>
       <w:lvlText w:val=""/>
       <w:lvlJc w:val="left"/>
     </w:lvl>
-    <w:lvl w:ilvl="4" w:tplc="772EA784">
+    <w:lvl w:ilvl="4" w:tplc="DBF4ADD6">
       <w:numFmt w:val="decimal"/>
       <w:lvlText w:val=""/>
       <w:lvlJc w:val="left"/>
     </w:lvl>
-    <w:lvl w:ilvl="5" w:tplc="DF2C2C1A">
+    <w:lvl w:ilvl="5" w:tplc="9D24DD3C">
       <w:numFmt w:val="decimal"/>
       <w:lvlText w:val=""/>
       <w:lvlJc w:val="left"/>
     </w:lvl>
-    <w:lvl w:ilvl="6" w:tplc="3BAA6822">
+    <w:lvl w:ilvl="6" w:tplc="EF7E5B5A">
       <w:numFmt w:val="decimal"/>
       <w:lvlText w:val=""/>
       <w:lvlJc w:val="left"/>
     </w:lvl>
-    <w:lvl w:ilvl="7" w:tplc="719A8356">
+    <w:lvl w:ilvl="7" w:tplc="F63CF402">
       <w:numFmt w:val="decimal"/>
       <w:lvlText w:val=""/>
       <w:lvlJc w:val="left"/>
     </w:lvl>
-    <w:lvl w:ilvl="8" w:tplc="E4705140">
+    <w:lvl w:ilvl="8" w:tplc="757A4600">
       <w:numFmt w:val="decimal"/>
       <w:lvlText w:val=""/>
       <w:lvlJc w:val="left"/>
     </w:lvl>
   </w:abstractNum>
   <w:abstractNum w:abstractNumId="1" w15:restartNumberingAfterBreak="0">
-    <w:nsid w:val="24DA66A0"/>
+    <w:nsid w:val="299F6671"/>
     <w:multiLevelType w:val="hybridMultilevel"/>
-    <w:tmpl w:val="C2D2AF4E"/>
-    <w:lvl w:ilvl="0" w:tplc="B48AB718">
+    <w:tmpl w:val="AE5EFF22"/>
+    <w:lvl w:ilvl="0" w:tplc="87705C8A" w:tentative="1">
+      <w:start w:val="1"/>
+      <w:numFmt w:val="bullet"/>
+      <w:lvlText w:val="●"/>
+      <w:lvlJc w:val="left"/>
+      <w:pPr>
+        <w:ind w:left="720" w:hanging="360"/>
+      </w:pPr>
+    </w:lvl>
+    <w:lvl w:ilvl="1" w:tplc="A41EBACC" w:tentative="1">
+      <w:start w:val="1"/>
+      <w:numFmt w:val="bullet"/>
+      <w:lvlText w:val="○"/>
+      <w:lvlJc w:val="left"/>
+      <w:pPr>
+        <w:ind w:left="1440" w:hanging="360"/>
+      </w:pPr>
+    </w:lvl>
+    <w:lvl w:ilvl="2" w:tplc="B3AC5080" w:tentative="1">
+      <w:start w:val="1"/>
+      <w:numFmt w:val="bullet"/>
+      <w:lvlText w:val="■"/>
+      <w:lvlJc w:val="left"/>
+      <w:pPr>
+        <w:ind w:left="2160" w:hanging="360"/>
+      </w:pPr>
+    </w:lvl>
+    <w:lvl w:ilvl="3" w:tplc="922666D6" w:tentative="1">
+      <w:start w:val="1"/>
+      <w:numFmt w:val="bullet"/>
+      <w:lvlText w:val="●"/>
+      <w:lvlJc w:val="left"/>
+      <w:pPr>
+        <w:ind w:left="2880" w:hanging="360"/>
+      </w:pPr>
+    </w:lvl>
+    <w:lvl w:ilvl="4" w:tplc="9A5C32B4" w:tentative="1">
+      <w:start w:val="1"/>
+      <w:numFmt w:val="bullet"/>
+      <w:lvlText w:val="○"/>
+      <w:lvlJc w:val="left"/>
+      <w:pPr>
+        <w:ind w:left="3600" w:hanging="360"/>
+      </w:pPr>
+    </w:lvl>
+    <w:lvl w:ilvl="5" w:tplc="831EA7DC" w:tentative="1">
+      <w:start w:val="1"/>
+      <w:numFmt w:val="bullet"/>
+      <w:lvlText w:val="■"/>
+      <w:lvlJc w:val="left"/>
+      <w:pPr>
+        <w:ind w:left="4320" w:hanging="360"/>
+      </w:pPr>
+    </w:lvl>
+    <w:lvl w:ilvl="6" w:tplc="5156CBA4" w:tentative="1">
+      <w:start w:val="1"/>
+      <w:numFmt w:val="bullet"/>
+      <w:lvlText w:val="●"/>
+      <w:lvlJc w:val="left"/>
+      <w:pPr>
+        <w:ind w:left="5040" w:hanging="360"/>
+      </w:pPr>
+    </w:lvl>
+    <w:lvl w:ilvl="7" w:tplc="0382DD22" w:tentative="1">
+      <w:start w:val="1"/>
+      <w:numFmt w:val="bullet"/>
+      <w:lvlText w:val="●"/>
+      <w:lvlJc w:val="left"/>
+      <w:pPr>
+        <w:ind w:left="5760" w:hanging="360"/>
+      </w:pPr>
+    </w:lvl>
+    <w:lvl w:ilvl="8" w:tplc="17AEB008" w:tentative="1">
+      <w:start w:val="1"/>
+      <w:numFmt w:val="bullet"/>
+      <w:lvlText w:val="●"/>
+      <w:lvlJc w:val="left"/>
+      <w:pPr>
+        <w:ind w:left="6480" w:hanging="360"/>
+      </w:pPr>
+    </w:lvl>
+  </w:abstractNum>
+  <w:abstractNum w:abstractNumId="2" w15:restartNumberingAfterBreak="0">
+    <w:nsid w:val="54E75BBD"/>
+    <w:multiLevelType w:val="hybridMultilevel"/>
+    <w:tmpl w:val="74ECFE5E"/>
+    <w:lvl w:ilvl="0" w:tplc="217E4346">
       <w:start w:val="1"/>
       <w:numFmt w:val="bullet"/>
       <w:lvlText w:val="–"/>
@@ -6866,141 +8641,55 @@
         <w:ind w:left="1069" w:hanging="360"/>
       </w:pPr>
     </w:lvl>
-    <w:lvl w:ilvl="1" w:tplc="BA282D38">
+    <w:lvl w:ilvl="1" w:tplc="364C7FFC">
       <w:numFmt w:val="decimal"/>
       <w:lvlText w:val=""/>
       <w:lvlJc w:val="left"/>
     </w:lvl>
-    <w:lvl w:ilvl="2" w:tplc="17627168">
+    <w:lvl w:ilvl="2" w:tplc="499EC224">
       <w:numFmt w:val="decimal"/>
       <w:lvlText w:val=""/>
       <w:lvlJc w:val="left"/>
     </w:lvl>
-    <w:lvl w:ilvl="3" w:tplc="20E68830">
+    <w:lvl w:ilvl="3" w:tplc="6CCEA320">
       <w:numFmt w:val="decimal"/>
       <w:lvlText w:val=""/>
       <w:lvlJc w:val="left"/>
     </w:lvl>
-    <w:lvl w:ilvl="4" w:tplc="0E8C66AE">
+    <w:lvl w:ilvl="4" w:tplc="8F10FE24">
       <w:numFmt w:val="decimal"/>
       <w:lvlText w:val=""/>
       <w:lvlJc w:val="left"/>
     </w:lvl>
-    <w:lvl w:ilvl="5" w:tplc="B6FA1B14">
+    <w:lvl w:ilvl="5" w:tplc="2EC6DAEC">
       <w:numFmt w:val="decimal"/>
       <w:lvlText w:val=""/>
       <w:lvlJc w:val="left"/>
     </w:lvl>
-    <w:lvl w:ilvl="6" w:tplc="1752F5B2">
+    <w:lvl w:ilvl="6" w:tplc="1DEC2910">
       <w:numFmt w:val="decimal"/>
       <w:lvlText w:val=""/>
       <w:lvlJc w:val="left"/>
     </w:lvl>
-    <w:lvl w:ilvl="7" w:tplc="69A45532">
+    <w:lvl w:ilvl="7" w:tplc="C35C1E48">
       <w:numFmt w:val="decimal"/>
       <w:lvlText w:val=""/>
       <w:lvlJc w:val="left"/>
     </w:lvl>
-    <w:lvl w:ilvl="8" w:tplc="B40A9914">
+    <w:lvl w:ilvl="8" w:tplc="358A3D32">
       <w:numFmt w:val="decimal"/>
       <w:lvlText w:val=""/>
       <w:lvlJc w:val="left"/>
     </w:lvl>
   </w:abstractNum>
-  <w:abstractNum w:abstractNumId="2" w15:restartNumberingAfterBreak="0">
-    <w:nsid w:val="41C14FE7"/>
-    <w:multiLevelType w:val="hybridMultilevel"/>
-    <w:tmpl w:val="3E5A52D6"/>
-    <w:lvl w:ilvl="0" w:tplc="3E4C4F4E" w:tentative="1">
-      <w:start w:val="1"/>
-      <w:numFmt w:val="bullet"/>
-      <w:lvlText w:val="●"/>
-      <w:lvlJc w:val="left"/>
-      <w:pPr>
-        <w:ind w:left="720" w:hanging="360"/>
-      </w:pPr>
-    </w:lvl>
-    <w:lvl w:ilvl="1" w:tplc="E67008DA" w:tentative="1">
-      <w:start w:val="1"/>
-      <w:numFmt w:val="bullet"/>
-      <w:lvlText w:val="○"/>
-      <w:lvlJc w:val="left"/>
-      <w:pPr>
-        <w:ind w:left="1440" w:hanging="360"/>
-      </w:pPr>
-    </w:lvl>
-    <w:lvl w:ilvl="2" w:tplc="F280A554" w:tentative="1">
-      <w:start w:val="1"/>
-      <w:numFmt w:val="bullet"/>
-      <w:lvlText w:val="■"/>
-      <w:lvlJc w:val="left"/>
-      <w:pPr>
-        <w:ind w:left="2160" w:hanging="360"/>
-      </w:pPr>
-    </w:lvl>
-    <w:lvl w:ilvl="3" w:tplc="31A63812" w:tentative="1">
-      <w:start w:val="1"/>
-      <w:numFmt w:val="bullet"/>
-      <w:lvlText w:val="●"/>
-      <w:lvlJc w:val="left"/>
-      <w:pPr>
-        <w:ind w:left="2880" w:hanging="360"/>
-      </w:pPr>
-    </w:lvl>
-    <w:lvl w:ilvl="4" w:tplc="78525AF0" w:tentative="1">
-      <w:start w:val="1"/>
-      <w:numFmt w:val="bullet"/>
-      <w:lvlText w:val="○"/>
-      <w:lvlJc w:val="left"/>
-      <w:pPr>
-        <w:ind w:left="3600" w:hanging="360"/>
-      </w:pPr>
-    </w:lvl>
-    <w:lvl w:ilvl="5" w:tplc="3A44C1A4" w:tentative="1">
-      <w:start w:val="1"/>
-      <w:numFmt w:val="bullet"/>
-      <w:lvlText w:val="■"/>
-      <w:lvlJc w:val="left"/>
-      <w:pPr>
-        <w:ind w:left="4320" w:hanging="360"/>
-      </w:pPr>
-    </w:lvl>
-    <w:lvl w:ilvl="6" w:tplc="20E67200" w:tentative="1">
-      <w:start w:val="1"/>
-      <w:numFmt w:val="bullet"/>
-      <w:lvlText w:val="●"/>
-      <w:lvlJc w:val="left"/>
-      <w:pPr>
-        <w:ind w:left="5040" w:hanging="360"/>
-      </w:pPr>
-    </w:lvl>
-    <w:lvl w:ilvl="7" w:tplc="0DAA77A8" w:tentative="1">
-      <w:start w:val="1"/>
-      <w:numFmt w:val="bullet"/>
-      <w:lvlText w:val="●"/>
-      <w:lvlJc w:val="left"/>
-      <w:pPr>
-        <w:ind w:left="5760" w:hanging="360"/>
-      </w:pPr>
-    </w:lvl>
-    <w:lvl w:ilvl="8" w:tplc="0B32C662" w:tentative="1">
-      <w:start w:val="1"/>
-      <w:numFmt w:val="bullet"/>
-      <w:lvlText w:val="●"/>
-      <w:lvlJc w:val="left"/>
-      <w:pPr>
-        <w:ind w:left="6480" w:hanging="360"/>
-      </w:pPr>
-    </w:lvl>
-  </w:abstractNum>
   <w:num w:numId="1">
-    <w:abstractNumId w:val="2"/>
+    <w:abstractNumId w:val="1"/>
     <w:lvlOverride w:ilvl="0">
       <w:startOverride w:val="1"/>
     </w:lvlOverride>
   </w:num>
   <w:num w:numId="2">
-    <w:abstractNumId w:val="1"/>
+    <w:abstractNumId w:val="2"/>
     <w:lvlOverride w:ilvl="0">
       <w:startOverride w:val="1"/>
     </w:lvlOverride>
@@ -7036,6 +8725,18 @@
     </w:lvlOverride>
   </w:num>
   <w:num w:numId="8">
+    <w:abstractNumId w:val="0"/>
+    <w:lvlOverride w:ilvl="0">
+      <w:startOverride w:val="1"/>
+    </w:lvlOverride>
+  </w:num>
+  <w:num w:numId="9">
+    <w:abstractNumId w:val="0"/>
+    <w:lvlOverride w:ilvl="0">
+      <w:startOverride w:val="1"/>
+    </w:lvlOverride>
+  </w:num>
+  <w:num w:numId="10">
     <w:abstractNumId w:val="0"/>
     <w:lvlOverride w:ilvl="0">
       <w:startOverride w:val="1"/>
@@ -7681,7 +9382,7 @@
     <w:autoRedefine/>
     <w:uiPriority w:val="39"/>
     <w:unhideWhenUsed/>
-    <w:rsid w:val="00F9086D"/>
+    <w:rsid w:val="000974DC"/>
     <w:pPr>
       <w:spacing w:after="100"/>
     </w:pPr>
@@ -7693,7 +9394,7 @@
     <w:autoRedefine/>
     <w:uiPriority w:val="39"/>
     <w:unhideWhenUsed/>
-    <w:rsid w:val="00F9086D"/>
+    <w:rsid w:val="000974DC"/>
     <w:pPr>
       <w:spacing w:after="100"/>
       <w:ind w:left="280"/>
